--- a/dist/docs/templates/bsa/01-intake-request.docx
+++ b/dist/docs/templates/bsa/01-intake-request.docx
@@ -1648,7 +1648,7 @@
               <w:jc w:val="left"/>
             </w:pPr>
             <w:r>
-              <w:t xml:space="preserve">It is out of the team's scope or someone else's job: a legal opinion (trade counsel, through the Manager); a filing or correction the broker makes (the broker files, we supply data, the Manager decides on contacting the broker); IT access or hardware (service desk); FTZ (not in scope). Or it duplicates an open issue. Or Value 1, Risk 1 and no date</w:t>
+              <w:t xml:space="preserve">It is out of the team's scope or someone else's job: a legal opinion (trade counsel, through the Senior or the Manager); a filing or correction the broker makes (the broker files, we supply data, the Manager decides on contacting the broker); IT access or hardware (service desk); FTZ (not in scope). Or it duplicates an open issue. Or Value 1, Risk 1 and no date</w:t>
             </w:r>
           </w:p>
         </w:tc>
@@ -2087,6 +2087,18 @@
       </w:pPr>
       <w:r>
         <w:t xml:space="preserve">Never give a legal interpretation as a quick answer. Interpretation goes through a Research story with a checker.</w:t>
+      </w:r>
+    </w:p>
+    <w:p>
+      <w:pPr>
+        <w:numPr>
+          <w:ilvl w:val="0"/>
+          <w:numId w:val="1005"/>
+        </w:numPr>
+        <w:pStyle w:val="Compact"/>
+      </w:pPr>
+      <w:r>
+        <w:t xml:space="preserve">Before your day-60 review, never contact the customs broker, agente aduanal or trade counsel yourself, even to clarify a request. The question goes to the Senior (or the Manager). After day 60, with the Senior's agreement, you may email the broker with the Senior copied.</w:t>
       </w:r>
     </w:p>
     <w:p>
@@ -2420,7 +2432,7 @@
         <w:pStyle w:val="Compact"/>
       </w:pPr>
       <w:r>
-        <w:t xml:space="preserve">Standard Cost: landed-cost and margin impact for in-scope items in the shared Tariff-Impact Model. Maker Hire B, checker Manager. Blocked by story 1. Due Friday 08:00.</w:t>
+        <w:t xml:space="preserve">Standard Cost: duty and margin impact for in-scope items in the shared Tariff-Impact Model (the model computes the duty change only; fees and freight are assumed unchanged). Maker Hire B, checker Manager. Blocked by story 1. Due Friday 08:00.</w:t>
       </w:r>
     </w:p>
     <w:p>
@@ -2474,7 +2486,7 @@
         <w:pStyle w:val="BlockText"/>
       </w:pPr>
       <w:r>
-        <w:t xml:space="preserve">I need from you: the volume forecast for the next two quarters by Wednesday 12:00.</w:t>
+        <w:t xml:space="preserve">I need from you: the item volume forecast for the next 12 months by Wednesday 12:00.</w:t>
       </w:r>
     </w:p>
     <w:p>

--- a/dist/docs/templates/bsa/01-intake-request.docx
+++ b/dist/docs/templates/bsa/01-intake-request.docx
@@ -219,21 +219,24 @@
     <w:tbl>
       <w:tblPr>
         <w:tblStyle w:val="Table"/>
-        <w:tblW w:type="auto" w:w="0"/>
+        <w:tblW w:type="dxa" w:w="9360"/>
         <w:tblLook w:firstRow="1" w:lastRow="0" w:firstColumn="0" w:lastColumn="0" w:noHBand="0" w:noVBand="0" w:val="0020"/>
         <w:jc w:val="start"/>
+        <w:tblLayout w:type="fixed"/>
       </w:tblPr>
       <w:tblGrid>
-        <w:gridCol w:w="2640"/>
-        <w:gridCol w:w="2640"/>
-        <w:gridCol w:w="2640"/>
+        <w:gridCol w:w="1176"/>
+        <w:gridCol w:w="4378"/>
+        <w:gridCol w:w="3804"/>
       </w:tblGrid>
       <w:tr>
         <w:trPr>
           <w:tblHeader w:val="true"/>
         </w:trPr>
         <w:tc>
-          <w:tcPr/>
+          <w:tcPr>
+            <w:tcW w:w="1176" w:type="dxa"/>
+          </w:tcPr>
           <w:p>
             <w:pPr>
               <w:pStyle w:val="Compact"/>
@@ -245,7 +248,9 @@
           </w:p>
         </w:tc>
         <w:tc>
-          <w:tcPr/>
+          <w:tcPr>
+            <w:tcW w:w="4378" w:type="dxa"/>
+          </w:tcPr>
           <w:p>
             <w:pPr>
               <w:pStyle w:val="Compact"/>
@@ -257,7 +262,9 @@
           </w:p>
         </w:tc>
         <w:tc>
-          <w:tcPr/>
+          <w:tcPr>
+            <w:tcW w:w="3804" w:type="dxa"/>
+          </w:tcPr>
           <w:p>
             <w:pPr>
               <w:pStyle w:val="Compact"/>
@@ -271,7 +278,9 @@
       </w:tr>
       <w:tr>
         <w:tc>
-          <w:tcPr/>
+          <w:tcPr>
+            <w:tcW w:w="1176" w:type="dxa"/>
+          </w:tcPr>
           <w:p>
             <w:pPr>
               <w:pStyle w:val="Compact"/>
@@ -283,7 +292,9 @@
           </w:p>
         </w:tc>
         <w:tc>
-          <w:tcPr/>
+          <w:tcPr>
+            <w:tcW w:w="4378" w:type="dxa"/>
+          </w:tcPr>
           <w:p>
             <w:pPr>
               <w:pStyle w:val="Compact"/>
@@ -295,7 +306,9 @@
           </w:p>
         </w:tc>
         <w:tc>
-          <w:tcPr/>
+          <w:tcPr>
+            <w:tcW w:w="3804" w:type="dxa"/>
+          </w:tcPr>
           <w:p>
             <w:pPr>
               <w:pStyle w:val="Compact"/>
@@ -309,7 +322,9 @@
       </w:tr>
       <w:tr>
         <w:tc>
-          <w:tcPr/>
+          <w:tcPr>
+            <w:tcW w:w="1176" w:type="dxa"/>
+          </w:tcPr>
           <w:p>
             <w:pPr>
               <w:pStyle w:val="Compact"/>
@@ -321,7 +336,9 @@
           </w:p>
         </w:tc>
         <w:tc>
-          <w:tcPr/>
+          <w:tcPr>
+            <w:tcW w:w="4378" w:type="dxa"/>
+          </w:tcPr>
           <w:p>
             <w:pPr>
               <w:pStyle w:val="Compact"/>
@@ -333,7 +350,9 @@
           </w:p>
         </w:tc>
         <w:tc>
-          <w:tcPr/>
+          <w:tcPr>
+            <w:tcW w:w="3804" w:type="dxa"/>
+          </w:tcPr>
           <w:p>
             <w:pPr>
               <w:pStyle w:val="Compact"/>
@@ -347,7 +366,9 @@
       </w:tr>
       <w:tr>
         <w:tc>
-          <w:tcPr/>
+          <w:tcPr>
+            <w:tcW w:w="1176" w:type="dxa"/>
+          </w:tcPr>
           <w:p>
             <w:pPr>
               <w:pStyle w:val="Compact"/>
@@ -359,7 +380,9 @@
           </w:p>
         </w:tc>
         <w:tc>
-          <w:tcPr/>
+          <w:tcPr>
+            <w:tcW w:w="4378" w:type="dxa"/>
+          </w:tcPr>
           <w:p>
             <w:pPr>
               <w:pStyle w:val="Compact"/>
@@ -371,7 +394,9 @@
           </w:p>
         </w:tc>
         <w:tc>
-          <w:tcPr/>
+          <w:tcPr>
+            <w:tcW w:w="3804" w:type="dxa"/>
+          </w:tcPr>
           <w:p>
             <w:pPr>
               <w:pStyle w:val="Compact"/>
@@ -385,7 +410,9 @@
       </w:tr>
       <w:tr>
         <w:tc>
-          <w:tcPr/>
+          <w:tcPr>
+            <w:tcW w:w="1176" w:type="dxa"/>
+          </w:tcPr>
           <w:p>
             <w:pPr>
               <w:pStyle w:val="Compact"/>
@@ -397,7 +424,9 @@
           </w:p>
         </w:tc>
         <w:tc>
-          <w:tcPr/>
+          <w:tcPr>
+            <w:tcW w:w="4378" w:type="dxa"/>
+          </w:tcPr>
           <w:p>
             <w:pPr>
               <w:pStyle w:val="Compact"/>
@@ -409,7 +438,9 @@
           </w:p>
         </w:tc>
         <w:tc>
-          <w:tcPr/>
+          <w:tcPr>
+            <w:tcW w:w="3804" w:type="dxa"/>
+          </w:tcPr>
           <w:p>
             <w:pPr>
               <w:pStyle w:val="Compact"/>
@@ -423,7 +454,9 @@
       </w:tr>
       <w:tr>
         <w:tc>
-          <w:tcPr/>
+          <w:tcPr>
+            <w:tcW w:w="1176" w:type="dxa"/>
+          </w:tcPr>
           <w:p>
             <w:pPr>
               <w:pStyle w:val="Compact"/>
@@ -435,7 +468,9 @@
           </w:p>
         </w:tc>
         <w:tc>
-          <w:tcPr/>
+          <w:tcPr>
+            <w:tcW w:w="4378" w:type="dxa"/>
+          </w:tcPr>
           <w:p>
             <w:pPr>
               <w:pStyle w:val="Compact"/>
@@ -447,7 +482,9 @@
           </w:p>
         </w:tc>
         <w:tc>
-          <w:tcPr/>
+          <w:tcPr>
+            <w:tcW w:w="3804" w:type="dxa"/>
+          </w:tcPr>
           <w:p>
             <w:pPr>
               <w:pStyle w:val="Compact"/>
@@ -461,7 +498,9 @@
       </w:tr>
       <w:tr>
         <w:tc>
-          <w:tcPr/>
+          <w:tcPr>
+            <w:tcW w:w="1176" w:type="dxa"/>
+          </w:tcPr>
           <w:p>
             <w:pPr>
               <w:pStyle w:val="Compact"/>
@@ -473,7 +512,9 @@
           </w:p>
         </w:tc>
         <w:tc>
-          <w:tcPr/>
+          <w:tcPr>
+            <w:tcW w:w="4378" w:type="dxa"/>
+          </w:tcPr>
           <w:p>
             <w:pPr>
               <w:pStyle w:val="Compact"/>
@@ -485,7 +526,9 @@
           </w:p>
         </w:tc>
         <w:tc>
-          <w:tcPr/>
+          <w:tcPr>
+            <w:tcW w:w="3804" w:type="dxa"/>
+          </w:tcPr>
           <w:p>
             <w:pPr>
               <w:pStyle w:val="Compact"/>
@@ -499,7 +542,9 @@
       </w:tr>
       <w:tr>
         <w:tc>
-          <w:tcPr/>
+          <w:tcPr>
+            <w:tcW w:w="1176" w:type="dxa"/>
+          </w:tcPr>
           <w:p>
             <w:pPr>
               <w:pStyle w:val="Compact"/>
@@ -511,7 +556,9 @@
           </w:p>
         </w:tc>
         <w:tc>
-          <w:tcPr/>
+          <w:tcPr>
+            <w:tcW w:w="4378" w:type="dxa"/>
+          </w:tcPr>
           <w:p>
             <w:pPr>
               <w:pStyle w:val="Compact"/>
@@ -523,7 +570,9 @@
           </w:p>
         </w:tc>
         <w:tc>
-          <w:tcPr/>
+          <w:tcPr>
+            <w:tcW w:w="3804" w:type="dxa"/>
+          </w:tcPr>
           <w:p>
             <w:pPr>
               <w:pStyle w:val="Compact"/>
@@ -537,7 +586,9 @@
       </w:tr>
       <w:tr>
         <w:tc>
-          <w:tcPr/>
+          <w:tcPr>
+            <w:tcW w:w="1176" w:type="dxa"/>
+          </w:tcPr>
           <w:p>
             <w:pPr>
               <w:pStyle w:val="Compact"/>
@@ -549,7 +600,9 @@
           </w:p>
         </w:tc>
         <w:tc>
-          <w:tcPr/>
+          <w:tcPr>
+            <w:tcW w:w="4378" w:type="dxa"/>
+          </w:tcPr>
           <w:p>
             <w:pPr>
               <w:pStyle w:val="Compact"/>
@@ -561,7 +614,9 @@
           </w:p>
         </w:tc>
         <w:tc>
-          <w:tcPr/>
+          <w:tcPr>
+            <w:tcW w:w="3804" w:type="dxa"/>
+          </w:tcPr>
           <w:p>
             <w:pPr>
               <w:pStyle w:val="Compact"/>
@@ -575,7 +630,9 @@
       </w:tr>
       <w:tr>
         <w:tc>
-          <w:tcPr/>
+          <w:tcPr>
+            <w:tcW w:w="1176" w:type="dxa"/>
+          </w:tcPr>
           <w:p>
             <w:pPr>
               <w:pStyle w:val="Compact"/>
@@ -587,7 +644,9 @@
           </w:p>
         </w:tc>
         <w:tc>
-          <w:tcPr/>
+          <w:tcPr>
+            <w:tcW w:w="4378" w:type="dxa"/>
+          </w:tcPr>
           <w:p>
             <w:pPr>
               <w:pStyle w:val="Compact"/>
@@ -599,7 +658,9 @@
           </w:p>
         </w:tc>
         <w:tc>
-          <w:tcPr/>
+          <w:tcPr>
+            <w:tcW w:w="3804" w:type="dxa"/>
+          </w:tcPr>
           <w:p>
             <w:pPr>
               <w:pStyle w:val="Compact"/>
@@ -613,7 +674,9 @@
       </w:tr>
       <w:tr>
         <w:tc>
-          <w:tcPr/>
+          <w:tcPr>
+            <w:tcW w:w="1176" w:type="dxa"/>
+          </w:tcPr>
           <w:p>
             <w:pPr>
               <w:pStyle w:val="Compact"/>
@@ -625,7 +688,9 @@
           </w:p>
         </w:tc>
         <w:tc>
-          <w:tcPr/>
+          <w:tcPr>
+            <w:tcW w:w="4378" w:type="dxa"/>
+          </w:tcPr>
           <w:p>
             <w:pPr>
               <w:pStyle w:val="Compact"/>
@@ -637,7 +702,9 @@
           </w:p>
         </w:tc>
         <w:tc>
-          <w:tcPr/>
+          <w:tcPr>
+            <w:tcW w:w="3804" w:type="dxa"/>
+          </w:tcPr>
           <w:p>
             <w:pPr>
               <w:pStyle w:val="Compact"/>
@@ -651,7 +718,9 @@
       </w:tr>
       <w:tr>
         <w:tc>
-          <w:tcPr/>
+          <w:tcPr>
+            <w:tcW w:w="1176" w:type="dxa"/>
+          </w:tcPr>
           <w:p>
             <w:pPr>
               <w:pStyle w:val="Compact"/>
@@ -663,7 +732,9 @@
           </w:p>
         </w:tc>
         <w:tc>
-          <w:tcPr/>
+          <w:tcPr>
+            <w:tcW w:w="4378" w:type="dxa"/>
+          </w:tcPr>
           <w:p>
             <w:pPr>
               <w:pStyle w:val="Compact"/>
@@ -675,7 +746,9 @@
           </w:p>
         </w:tc>
         <w:tc>
-          <w:tcPr/>
+          <w:tcPr>
+            <w:tcW w:w="3804" w:type="dxa"/>
+          </w:tcPr>
           <w:p>
             <w:pPr>
               <w:pStyle w:val="Compact"/>
@@ -689,7 +762,9 @@
       </w:tr>
       <w:tr>
         <w:tc>
-          <w:tcPr/>
+          <w:tcPr>
+            <w:tcW w:w="1176" w:type="dxa"/>
+          </w:tcPr>
           <w:p>
             <w:pPr>
               <w:pStyle w:val="Compact"/>
@@ -701,7 +776,9 @@
           </w:p>
         </w:tc>
         <w:tc>
-          <w:tcPr/>
+          <w:tcPr>
+            <w:tcW w:w="4378" w:type="dxa"/>
+          </w:tcPr>
           <w:p>
             <w:pPr>
               <w:pStyle w:val="Compact"/>
@@ -713,7 +790,9 @@
           </w:p>
         </w:tc>
         <w:tc>
-          <w:tcPr/>
+          <w:tcPr>
+            <w:tcW w:w="3804" w:type="dxa"/>
+          </w:tcPr>
           <w:p>
             <w:pPr>
               <w:pStyle w:val="Compact"/>
@@ -727,7 +806,9 @@
       </w:tr>
       <w:tr>
         <w:tc>
-          <w:tcPr/>
+          <w:tcPr>
+            <w:tcW w:w="1176" w:type="dxa"/>
+          </w:tcPr>
           <w:p>
             <w:pPr>
               <w:pStyle w:val="Compact"/>
@@ -739,7 +820,9 @@
           </w:p>
         </w:tc>
         <w:tc>
-          <w:tcPr/>
+          <w:tcPr>
+            <w:tcW w:w="4378" w:type="dxa"/>
+          </w:tcPr>
           <w:p>
             <w:pPr>
               <w:pStyle w:val="Compact"/>
@@ -751,7 +834,9 @@
           </w:p>
         </w:tc>
         <w:tc>
-          <w:tcPr/>
+          <w:tcPr>
+            <w:tcW w:w="3804" w:type="dxa"/>
+          </w:tcPr>
           <w:p>
             <w:pPr>
               <w:pStyle w:val="Compact"/>
@@ -765,7 +850,9 @@
       </w:tr>
       <w:tr>
         <w:tc>
-          <w:tcPr/>
+          <w:tcPr>
+            <w:tcW w:w="1176" w:type="dxa"/>
+          </w:tcPr>
           <w:p>
             <w:pPr>
               <w:pStyle w:val="Compact"/>
@@ -777,7 +864,9 @@
           </w:p>
         </w:tc>
         <w:tc>
-          <w:tcPr/>
+          <w:tcPr>
+            <w:tcW w:w="4378" w:type="dxa"/>
+          </w:tcPr>
           <w:p>
             <w:pPr>
               <w:pStyle w:val="Compact"/>
@@ -789,7 +878,9 @@
           </w:p>
         </w:tc>
         <w:tc>
-          <w:tcPr/>
+          <w:tcPr>
+            <w:tcW w:w="3804" w:type="dxa"/>
+          </w:tcPr>
           <w:p>
             <w:pPr>
               <w:pStyle w:val="Compact"/>
@@ -803,7 +894,9 @@
       </w:tr>
       <w:tr>
         <w:tc>
-          <w:tcPr/>
+          <w:tcPr>
+            <w:tcW w:w="1176" w:type="dxa"/>
+          </w:tcPr>
           <w:p>
             <w:pPr>
               <w:pStyle w:val="Compact"/>
@@ -815,7 +908,9 @@
           </w:p>
         </w:tc>
         <w:tc>
-          <w:tcPr/>
+          <w:tcPr>
+            <w:tcW w:w="4378" w:type="dxa"/>
+          </w:tcPr>
           <w:p>
             <w:pPr>
               <w:pStyle w:val="Compact"/>
@@ -827,7 +922,9 @@
           </w:p>
         </w:tc>
         <w:tc>
-          <w:tcPr/>
+          <w:tcPr>
+            <w:tcW w:w="3804" w:type="dxa"/>
+          </w:tcPr>
           <w:p>
             <w:pPr>
               <w:pStyle w:val="Compact"/>
@@ -841,7 +938,9 @@
       </w:tr>
       <w:tr>
         <w:tc>
-          <w:tcPr/>
+          <w:tcPr>
+            <w:tcW w:w="1176" w:type="dxa"/>
+          </w:tcPr>
           <w:p>
             <w:pPr>
               <w:pStyle w:val="Compact"/>
@@ -853,7 +952,9 @@
           </w:p>
         </w:tc>
         <w:tc>
-          <w:tcPr/>
+          <w:tcPr>
+            <w:tcW w:w="4378" w:type="dxa"/>
+          </w:tcPr>
           <w:p>
             <w:pPr>
               <w:pStyle w:val="Compact"/>
@@ -865,7 +966,9 @@
           </w:p>
         </w:tc>
         <w:tc>
-          <w:tcPr/>
+          <w:tcPr>
+            <w:tcW w:w="3804" w:type="dxa"/>
+          </w:tcPr>
           <w:p>
             <w:pPr>
               <w:pStyle w:val="Compact"/>
@@ -879,7 +982,9 @@
       </w:tr>
       <w:tr>
         <w:tc>
-          <w:tcPr/>
+          <w:tcPr>
+            <w:tcW w:w="1176" w:type="dxa"/>
+          </w:tcPr>
           <w:p>
             <w:pPr>
               <w:pStyle w:val="Compact"/>
@@ -891,7 +996,9 @@
           </w:p>
         </w:tc>
         <w:tc>
-          <w:tcPr/>
+          <w:tcPr>
+            <w:tcW w:w="4378" w:type="dxa"/>
+          </w:tcPr>
           <w:p>
             <w:pPr>
               <w:pStyle w:val="Compact"/>
@@ -903,7 +1010,9 @@
           </w:p>
         </w:tc>
         <w:tc>
-          <w:tcPr/>
+          <w:tcPr>
+            <w:tcW w:w="3804" w:type="dxa"/>
+          </w:tcPr>
           <w:p>
             <w:pPr>
               <w:pStyle w:val="Compact"/>
@@ -937,22 +1046,25 @@
     <w:tbl>
       <w:tblPr>
         <w:tblStyle w:val="Table"/>
-        <w:tblW w:type="auto" w:w="0"/>
+        <w:tblW w:type="dxa" w:w="9360"/>
         <w:tblLook w:firstRow="1" w:lastRow="0" w:firstColumn="0" w:lastColumn="0" w:noHBand="0" w:noVBand="0" w:val="0020"/>
         <w:jc w:val="start"/>
+        <w:tblLayout w:type="fixed"/>
       </w:tblPr>
       <w:tblGrid>
-        <w:gridCol w:w="1980"/>
-        <w:gridCol w:w="1980"/>
-        <w:gridCol w:w="1980"/>
-        <w:gridCol w:w="1980"/>
+        <w:gridCol w:w="1202"/>
+        <w:gridCol w:w="1768"/>
+        <w:gridCol w:w="2847"/>
+        <w:gridCol w:w="3540"/>
       </w:tblGrid>
       <w:tr>
         <w:trPr>
           <w:tblHeader w:val="true"/>
         </w:trPr>
         <w:tc>
-          <w:tcPr/>
+          <w:tcPr>
+            <w:tcW w:w="1202" w:type="dxa"/>
+          </w:tcPr>
           <w:p>
             <w:pPr>
               <w:pStyle w:val="Compact"/>
@@ -964,7 +1076,9 @@
           </w:p>
         </w:tc>
         <w:tc>
-          <w:tcPr/>
+          <w:tcPr>
+            <w:tcW w:w="1768" w:type="dxa"/>
+          </w:tcPr>
           <w:p>
             <w:pPr>
               <w:pStyle w:val="Compact"/>
@@ -976,7 +1090,9 @@
           </w:p>
         </w:tc>
         <w:tc>
-          <w:tcPr/>
+          <w:tcPr>
+            <w:tcW w:w="2847" w:type="dxa"/>
+          </w:tcPr>
           <w:p>
             <w:pPr>
               <w:pStyle w:val="Compact"/>
@@ -988,7 +1104,9 @@
           </w:p>
         </w:tc>
         <w:tc>
-          <w:tcPr/>
+          <w:tcPr>
+            <w:tcW w:w="3540" w:type="dxa"/>
+          </w:tcPr>
           <w:p>
             <w:pPr>
               <w:pStyle w:val="Compact"/>
@@ -1002,7 +1120,9 @@
       </w:tr>
       <w:tr>
         <w:tc>
-          <w:tcPr/>
+          <w:tcPr>
+            <w:tcW w:w="1202" w:type="dxa"/>
+          </w:tcPr>
           <w:p>
             <w:pPr>
               <w:pStyle w:val="Compact"/>
@@ -1014,7 +1134,9 @@
           </w:p>
         </w:tc>
         <w:tc>
-          <w:tcPr/>
+          <w:tcPr>
+            <w:tcW w:w="1768" w:type="dxa"/>
+          </w:tcPr>
           <w:p>
             <w:pPr>
               <w:pStyle w:val="Compact"/>
@@ -1026,7 +1148,9 @@
           </w:p>
         </w:tc>
         <w:tc>
-          <w:tcPr/>
+          <w:tcPr>
+            <w:tcW w:w="2847" w:type="dxa"/>
+          </w:tcPr>
           <w:p>
             <w:pPr>
               <w:pStyle w:val="Compact"/>
@@ -1038,7 +1162,9 @@
           </w:p>
         </w:tc>
         <w:tc>
-          <w:tcPr/>
+          <w:tcPr>
+            <w:tcW w:w="3540" w:type="dxa"/>
+          </w:tcPr>
           <w:p>
             <w:pPr>
               <w:pStyle w:val="Compact"/>
@@ -1052,7 +1178,9 @@
       </w:tr>
       <w:tr>
         <w:tc>
-          <w:tcPr/>
+          <w:tcPr>
+            <w:tcW w:w="1202" w:type="dxa"/>
+          </w:tcPr>
           <w:p>
             <w:pPr>
               <w:pStyle w:val="Compact"/>
@@ -1064,7 +1192,9 @@
           </w:p>
         </w:tc>
         <w:tc>
-          <w:tcPr/>
+          <w:tcPr>
+            <w:tcW w:w="1768" w:type="dxa"/>
+          </w:tcPr>
           <w:p>
             <w:pPr>
               <w:pStyle w:val="Compact"/>
@@ -1076,7 +1206,9 @@
           </w:p>
         </w:tc>
         <w:tc>
-          <w:tcPr/>
+          <w:tcPr>
+            <w:tcW w:w="2847" w:type="dxa"/>
+          </w:tcPr>
           <w:p>
             <w:pPr>
               <w:pStyle w:val="Compact"/>
@@ -1088,7 +1220,9 @@
           </w:p>
         </w:tc>
         <w:tc>
-          <w:tcPr/>
+          <w:tcPr>
+            <w:tcW w:w="3540" w:type="dxa"/>
+          </w:tcPr>
           <w:p>
             <w:pPr>
               <w:pStyle w:val="Compact"/>
@@ -1102,7 +1236,9 @@
       </w:tr>
       <w:tr>
         <w:tc>
-          <w:tcPr/>
+          <w:tcPr>
+            <w:tcW w:w="1202" w:type="dxa"/>
+          </w:tcPr>
           <w:p>
             <w:pPr>
               <w:pStyle w:val="Compact"/>
@@ -1114,7 +1250,9 @@
           </w:p>
         </w:tc>
         <w:tc>
-          <w:tcPr/>
+          <w:tcPr>
+            <w:tcW w:w="1768" w:type="dxa"/>
+          </w:tcPr>
           <w:p>
             <w:pPr>
               <w:pStyle w:val="Compact"/>
@@ -1126,7 +1264,9 @@
           </w:p>
         </w:tc>
         <w:tc>
-          <w:tcPr/>
+          <w:tcPr>
+            <w:tcW w:w="2847" w:type="dxa"/>
+          </w:tcPr>
           <w:p>
             <w:pPr>
               <w:pStyle w:val="Compact"/>
@@ -1138,7 +1278,9 @@
           </w:p>
         </w:tc>
         <w:tc>
-          <w:tcPr/>
+          <w:tcPr>
+            <w:tcW w:w="3540" w:type="dxa"/>
+          </w:tcPr>
           <w:p>
             <w:pPr>
               <w:pStyle w:val="Compact"/>
@@ -1152,7 +1294,9 @@
       </w:tr>
       <w:tr>
         <w:tc>
-          <w:tcPr/>
+          <w:tcPr>
+            <w:tcW w:w="1202" w:type="dxa"/>
+          </w:tcPr>
           <w:p>
             <w:pPr>
               <w:pStyle w:val="Compact"/>
@@ -1164,7 +1308,9 @@
           </w:p>
         </w:tc>
         <w:tc>
-          <w:tcPr/>
+          <w:tcPr>
+            <w:tcW w:w="1768" w:type="dxa"/>
+          </w:tcPr>
           <w:p>
             <w:pPr>
               <w:pStyle w:val="Compact"/>
@@ -1176,7 +1322,9 @@
           </w:p>
         </w:tc>
         <w:tc>
-          <w:tcPr/>
+          <w:tcPr>
+            <w:tcW w:w="2847" w:type="dxa"/>
+          </w:tcPr>
           <w:p>
             <w:pPr>
               <w:pStyle w:val="Compact"/>
@@ -1188,7 +1336,9 @@
           </w:p>
         </w:tc>
         <w:tc>
-          <w:tcPr/>
+          <w:tcPr>
+            <w:tcW w:w="3540" w:type="dxa"/>
+          </w:tcPr>
           <w:p>
             <w:pPr>
               <w:pStyle w:val="Compact"/>
@@ -1301,21 +1451,24 @@
     <w:tbl>
       <w:tblPr>
         <w:tblStyle w:val="Table"/>
-        <w:tblW w:type="auto" w:w="0"/>
+        <w:tblW w:type="dxa" w:w="9360"/>
         <w:tblLook w:firstRow="1" w:lastRow="0" w:firstColumn="0" w:lastColumn="0" w:noHBand="0" w:noVBand="0" w:val="0020"/>
         <w:jc w:val="start"/>
+        <w:tblLayout w:type="fixed"/>
       </w:tblPr>
       <w:tblGrid>
-        <w:gridCol w:w="2640"/>
-        <w:gridCol w:w="2640"/>
-        <w:gridCol w:w="2640"/>
+        <w:gridCol w:w="1492"/>
+        <w:gridCol w:w="1604"/>
+        <w:gridCol w:w="6263"/>
       </w:tblGrid>
       <w:tr>
         <w:trPr>
           <w:tblHeader w:val="true"/>
         </w:trPr>
         <w:tc>
-          <w:tcPr/>
+          <w:tcPr>
+            <w:tcW w:w="1492" w:type="dxa"/>
+          </w:tcPr>
           <w:p>
             <w:pPr>
               <w:pStyle w:val="Compact"/>
@@ -1327,7 +1480,9 @@
           </w:p>
         </w:tc>
         <w:tc>
-          <w:tcPr/>
+          <w:tcPr>
+            <w:tcW w:w="1604" w:type="dxa"/>
+          </w:tcPr>
           <w:p>
             <w:pPr>
               <w:pStyle w:val="Compact"/>
@@ -1339,7 +1494,9 @@
           </w:p>
         </w:tc>
         <w:tc>
-          <w:tcPr/>
+          <w:tcPr>
+            <w:tcW w:w="6263" w:type="dxa"/>
+          </w:tcPr>
           <w:p>
             <w:pPr>
               <w:pStyle w:val="Compact"/>
@@ -1353,7 +1510,9 @@
       </w:tr>
       <w:tr>
         <w:tc>
-          <w:tcPr/>
+          <w:tcPr>
+            <w:tcW w:w="1492" w:type="dxa"/>
+          </w:tcPr>
           <w:p>
             <w:pPr>
               <w:pStyle w:val="Compact"/>
@@ -1365,7 +1524,9 @@
           </w:p>
         </w:tc>
         <w:tc>
-          <w:tcPr/>
+          <w:tcPr>
+            <w:tcW w:w="1604" w:type="dxa"/>
+          </w:tcPr>
           <w:p>
             <w:pPr>
               <w:pStyle w:val="Compact"/>
@@ -1377,7 +1538,9 @@
           </w:p>
         </w:tc>
         <w:tc>
-          <w:tcPr/>
+          <w:tcPr>
+            <w:tcW w:w="6263" w:type="dxa"/>
+          </w:tcPr>
           <w:p>
             <w:pPr>
               <w:pStyle w:val="Compact"/>
@@ -1391,7 +1554,9 @@
       </w:tr>
       <w:tr>
         <w:tc>
-          <w:tcPr/>
+          <w:tcPr>
+            <w:tcW w:w="1492" w:type="dxa"/>
+          </w:tcPr>
           <w:p>
             <w:pPr>
               <w:pStyle w:val="Compact"/>
@@ -1403,7 +1568,9 @@
           </w:p>
         </w:tc>
         <w:tc>
-          <w:tcPr/>
+          <w:tcPr>
+            <w:tcW w:w="1604" w:type="dxa"/>
+          </w:tcPr>
           <w:p>
             <w:pPr>
               <w:pStyle w:val="Compact"/>
@@ -1415,7 +1582,9 @@
           </w:p>
         </w:tc>
         <w:tc>
-          <w:tcPr/>
+          <w:tcPr>
+            <w:tcW w:w="6263" w:type="dxa"/>
+          </w:tcPr>
           <w:p>
             <w:pPr>
               <w:pStyle w:val="Compact"/>
@@ -1429,7 +1598,9 @@
       </w:tr>
       <w:tr>
         <w:tc>
-          <w:tcPr/>
+          <w:tcPr>
+            <w:tcW w:w="1492" w:type="dxa"/>
+          </w:tcPr>
           <w:p>
             <w:pPr>
               <w:pStyle w:val="Compact"/>
@@ -1441,7 +1612,9 @@
           </w:p>
         </w:tc>
         <w:tc>
-          <w:tcPr/>
+          <w:tcPr>
+            <w:tcW w:w="1604" w:type="dxa"/>
+          </w:tcPr>
           <w:p>
             <w:pPr>
               <w:pStyle w:val="Compact"/>
@@ -1453,7 +1626,9 @@
           </w:p>
         </w:tc>
         <w:tc>
-          <w:tcPr/>
+          <w:tcPr>
+            <w:tcW w:w="6263" w:type="dxa"/>
+          </w:tcPr>
           <w:p>
             <w:pPr>
               <w:pStyle w:val="Compact"/>
@@ -1467,7 +1642,9 @@
       </w:tr>
       <w:tr>
         <w:tc>
-          <w:tcPr/>
+          <w:tcPr>
+            <w:tcW w:w="1492" w:type="dxa"/>
+          </w:tcPr>
           <w:p>
             <w:pPr>
               <w:pStyle w:val="Compact"/>
@@ -1479,7 +1656,9 @@
           </w:p>
         </w:tc>
         <w:tc>
-          <w:tcPr/>
+          <w:tcPr>
+            <w:tcW w:w="1604" w:type="dxa"/>
+          </w:tcPr>
           <w:p>
             <w:pPr>
               <w:pStyle w:val="Compact"/>
@@ -1491,7 +1670,9 @@
           </w:p>
         </w:tc>
         <w:tc>
-          <w:tcPr/>
+          <w:tcPr>
+            <w:tcW w:w="6263" w:type="dxa"/>
+          </w:tcPr>
           <w:p>
             <w:pPr>
               <w:pStyle w:val="Compact"/>
@@ -1505,7 +1686,9 @@
       </w:tr>
       <w:tr>
         <w:tc>
-          <w:tcPr/>
+          <w:tcPr>
+            <w:tcW w:w="1492" w:type="dxa"/>
+          </w:tcPr>
           <w:p>
             <w:pPr>
               <w:pStyle w:val="Compact"/>
@@ -1517,7 +1700,9 @@
           </w:p>
         </w:tc>
         <w:tc>
-          <w:tcPr/>
+          <w:tcPr>
+            <w:tcW w:w="1604" w:type="dxa"/>
+          </w:tcPr>
           <w:p>
             <w:pPr>
               <w:pStyle w:val="Compact"/>
@@ -1529,7 +1714,9 @@
           </w:p>
         </w:tc>
         <w:tc>
-          <w:tcPr/>
+          <w:tcPr>
+            <w:tcW w:w="6263" w:type="dxa"/>
+          </w:tcPr>
           <w:p>
             <w:pPr>
               <w:pStyle w:val="Compact"/>
@@ -1564,22 +1751,25 @@
     <w:tbl>
       <w:tblPr>
         <w:tblStyle w:val="Table"/>
-        <w:tblW w:type="auto" w:w="0"/>
+        <w:tblW w:type="dxa" w:w="9360"/>
         <w:tblLook w:firstRow="1" w:lastRow="0" w:firstColumn="0" w:lastColumn="0" w:noHBand="0" w:noVBand="0" w:val="0020"/>
         <w:jc w:val="start"/>
+        <w:tblLayout w:type="fixed"/>
       </w:tblPr>
       <w:tblGrid>
-        <w:gridCol w:w="1980"/>
-        <w:gridCol w:w="1980"/>
-        <w:gridCol w:w="1980"/>
-        <w:gridCol w:w="1980"/>
+        <w:gridCol w:w="836"/>
+        <w:gridCol w:w="4128"/>
+        <w:gridCol w:w="1316"/>
+        <w:gridCol w:w="3078"/>
       </w:tblGrid>
       <w:tr>
         <w:trPr>
           <w:tblHeader w:val="true"/>
         </w:trPr>
         <w:tc>
-          <w:tcPr/>
+          <w:tcPr>
+            <w:tcW w:w="836" w:type="dxa"/>
+          </w:tcPr>
           <w:p>
             <w:pPr>
               <w:pStyle w:val="Compact"/>
@@ -1591,7 +1781,9 @@
           </w:p>
         </w:tc>
         <w:tc>
-          <w:tcPr/>
+          <w:tcPr>
+            <w:tcW w:w="4128" w:type="dxa"/>
+          </w:tcPr>
           <w:p>
             <w:pPr>
               <w:pStyle w:val="Compact"/>
@@ -1603,7 +1795,9 @@
           </w:p>
         </w:tc>
         <w:tc>
-          <w:tcPr/>
+          <w:tcPr>
+            <w:tcW w:w="1316" w:type="dxa"/>
+          </w:tcPr>
           <w:p>
             <w:pPr>
               <w:pStyle w:val="Compact"/>
@@ -1615,7 +1809,9 @@
           </w:p>
         </w:tc>
         <w:tc>
-          <w:tcPr/>
+          <w:tcPr>
+            <w:tcW w:w="3078" w:type="dxa"/>
+          </w:tcPr>
           <w:p>
             <w:pPr>
               <w:pStyle w:val="Compact"/>
@@ -1629,7 +1825,9 @@
       </w:tr>
       <w:tr>
         <w:tc>
-          <w:tcPr/>
+          <w:tcPr>
+            <w:tcW w:w="836" w:type="dxa"/>
+          </w:tcPr>
           <w:p>
             <w:pPr>
               <w:pStyle w:val="Compact"/>
@@ -1641,7 +1839,9 @@
           </w:p>
         </w:tc>
         <w:tc>
-          <w:tcPr/>
+          <w:tcPr>
+            <w:tcW w:w="4128" w:type="dxa"/>
+          </w:tcPr>
           <w:p>
             <w:pPr>
               <w:pStyle w:val="Compact"/>
@@ -1653,7 +1853,9 @@
           </w:p>
         </w:tc>
         <w:tc>
-          <w:tcPr/>
+          <w:tcPr>
+            <w:tcW w:w="1316" w:type="dxa"/>
+          </w:tcPr>
           <w:p>
             <w:pPr>
               <w:pStyle w:val="Compact"/>
@@ -1665,7 +1867,9 @@
           </w:p>
         </w:tc>
         <w:tc>
-          <w:tcPr/>
+          <w:tcPr>
+            <w:tcW w:w="3078" w:type="dxa"/>
+          </w:tcPr>
           <w:p>
             <w:pPr>
               <w:pStyle w:val="Compact"/>
@@ -1679,7 +1883,9 @@
       </w:tr>
       <w:tr>
         <w:tc>
-          <w:tcPr/>
+          <w:tcPr>
+            <w:tcW w:w="836" w:type="dxa"/>
+          </w:tcPr>
           <w:p>
             <w:pPr>
               <w:pStyle w:val="Compact"/>
@@ -1691,7 +1897,9 @@
           </w:p>
         </w:tc>
         <w:tc>
-          <w:tcPr/>
+          <w:tcPr>
+            <w:tcW w:w="4128" w:type="dxa"/>
+          </w:tcPr>
           <w:p>
             <w:pPr>
               <w:pStyle w:val="Compact"/>
@@ -1703,7 +1911,9 @@
           </w:p>
         </w:tc>
         <w:tc>
-          <w:tcPr/>
+          <w:tcPr>
+            <w:tcW w:w="1316" w:type="dxa"/>
+          </w:tcPr>
           <w:p>
             <w:pPr>
               <w:pStyle w:val="Compact"/>
@@ -1715,7 +1925,9 @@
           </w:p>
         </w:tc>
         <w:tc>
-          <w:tcPr/>
+          <w:tcPr>
+            <w:tcW w:w="3078" w:type="dxa"/>
+          </w:tcPr>
           <w:p>
             <w:pPr>
               <w:pStyle w:val="Compact"/>
@@ -1729,7 +1941,9 @@
       </w:tr>
       <w:tr>
         <w:tc>
-          <w:tcPr/>
+          <w:tcPr>
+            <w:tcW w:w="836" w:type="dxa"/>
+          </w:tcPr>
           <w:p>
             <w:pPr>
               <w:pStyle w:val="Compact"/>
@@ -1741,7 +1955,9 @@
           </w:p>
         </w:tc>
         <w:tc>
-          <w:tcPr/>
+          <w:tcPr>
+            <w:tcW w:w="4128" w:type="dxa"/>
+          </w:tcPr>
           <w:p>
             <w:pPr>
               <w:pStyle w:val="Compact"/>
@@ -1753,7 +1969,9 @@
           </w:p>
         </w:tc>
         <w:tc>
-          <w:tcPr/>
+          <w:tcPr>
+            <w:tcW w:w="1316" w:type="dxa"/>
+          </w:tcPr>
           <w:p>
             <w:pPr>
               <w:pStyle w:val="Compact"/>
@@ -1765,7 +1983,9 @@
           </w:p>
         </w:tc>
         <w:tc>
-          <w:tcPr/>
+          <w:tcPr>
+            <w:tcW w:w="3078" w:type="dxa"/>
+          </w:tcPr>
           <w:p>
             <w:pPr>
               <w:pStyle w:val="Compact"/>
@@ -1797,7 +2017,9 @@
       </w:tr>
       <w:tr>
         <w:tc>
-          <w:tcPr/>
+          <w:tcPr>
+            <w:tcW w:w="836" w:type="dxa"/>
+          </w:tcPr>
           <w:p>
             <w:pPr>
               <w:pStyle w:val="Compact"/>
@@ -1809,7 +2031,9 @@
           </w:p>
         </w:tc>
         <w:tc>
-          <w:tcPr/>
+          <w:tcPr>
+            <w:tcW w:w="4128" w:type="dxa"/>
+          </w:tcPr>
           <w:p>
             <w:pPr>
               <w:pStyle w:val="Compact"/>
@@ -1821,7 +2045,9 @@
           </w:p>
         </w:tc>
         <w:tc>
-          <w:tcPr/>
+          <w:tcPr>
+            <w:tcW w:w="1316" w:type="dxa"/>
+          </w:tcPr>
           <w:p>
             <w:pPr>
               <w:pStyle w:val="Compact"/>
@@ -1833,7 +2059,9 @@
           </w:p>
         </w:tc>
         <w:tc>
-          <w:tcPr/>
+          <w:tcPr>
+            <w:tcW w:w="3078" w:type="dxa"/>
+          </w:tcPr>
           <w:p>
             <w:pPr>
               <w:pStyle w:val="Compact"/>
@@ -2152,21 +2380,24 @@
     <w:tbl>
       <w:tblPr>
         <w:tblStyle w:val="Table"/>
-        <w:tblW w:type="auto" w:w="0"/>
+        <w:tblW w:type="dxa" w:w="9360"/>
         <w:tblLook w:firstRow="1" w:lastRow="0" w:firstColumn="0" w:lastColumn="0" w:noHBand="0" w:noVBand="0" w:val="0020"/>
         <w:jc w:val="start"/>
+        <w:tblLayout w:type="fixed"/>
       </w:tblPr>
       <w:tblGrid>
-        <w:gridCol w:w="2640"/>
-        <w:gridCol w:w="2640"/>
-        <w:gridCol w:w="2640"/>
+        <w:gridCol w:w="1145"/>
+        <w:gridCol w:w="1134"/>
+        <w:gridCol w:w="7079"/>
       </w:tblGrid>
       <w:tr>
         <w:trPr>
           <w:tblHeader w:val="true"/>
         </w:trPr>
         <w:tc>
-          <w:tcPr/>
+          <w:tcPr>
+            <w:tcW w:w="1145" w:type="dxa"/>
+          </w:tcPr>
           <w:p>
             <w:pPr>
               <w:pStyle w:val="Compact"/>
@@ -2178,7 +2409,9 @@
           </w:p>
         </w:tc>
         <w:tc>
-          <w:tcPr/>
+          <w:tcPr>
+            <w:tcW w:w="1134" w:type="dxa"/>
+          </w:tcPr>
           <w:p>
             <w:pPr>
               <w:pStyle w:val="Compact"/>
@@ -2190,7 +2423,9 @@
           </w:p>
         </w:tc>
         <w:tc>
-          <w:tcPr/>
+          <w:tcPr>
+            <w:tcW w:w="7079" w:type="dxa"/>
+          </w:tcPr>
           <w:p>
             <w:pPr>
               <w:pStyle w:val="Compact"/>
@@ -2204,7 +2439,9 @@
       </w:tr>
       <w:tr>
         <w:tc>
-          <w:tcPr/>
+          <w:tcPr>
+            <w:tcW w:w="1145" w:type="dxa"/>
+          </w:tcPr>
           <w:p>
             <w:pPr>
               <w:pStyle w:val="Compact"/>
@@ -2216,7 +2453,9 @@
           </w:p>
         </w:tc>
         <w:tc>
-          <w:tcPr/>
+          <w:tcPr>
+            <w:tcW w:w="1134" w:type="dxa"/>
+          </w:tcPr>
           <w:p>
             <w:pPr>
               <w:pStyle w:val="Compact"/>
@@ -2228,7 +2467,9 @@
           </w:p>
         </w:tc>
         <w:tc>
-          <w:tcPr/>
+          <w:tcPr>
+            <w:tcW w:w="7079" w:type="dxa"/>
+          </w:tcPr>
           <w:p>
             <w:pPr>
               <w:pStyle w:val="Compact"/>
@@ -2242,7 +2483,9 @@
       </w:tr>
       <w:tr>
         <w:tc>
-          <w:tcPr/>
+          <w:tcPr>
+            <w:tcW w:w="1145" w:type="dxa"/>
+          </w:tcPr>
           <w:p>
             <w:pPr>
               <w:pStyle w:val="Compact"/>
@@ -2254,7 +2497,9 @@
           </w:p>
         </w:tc>
         <w:tc>
-          <w:tcPr/>
+          <w:tcPr>
+            <w:tcW w:w="1134" w:type="dxa"/>
+          </w:tcPr>
           <w:p>
             <w:pPr>
               <w:pStyle w:val="Compact"/>
@@ -2266,7 +2511,9 @@
           </w:p>
         </w:tc>
         <w:tc>
-          <w:tcPr/>
+          <w:tcPr>
+            <w:tcW w:w="7079" w:type="dxa"/>
+          </w:tcPr>
           <w:p>
             <w:pPr>
               <w:pStyle w:val="Compact"/>
@@ -2280,7 +2527,9 @@
       </w:tr>
       <w:tr>
         <w:tc>
-          <w:tcPr/>
+          <w:tcPr>
+            <w:tcW w:w="1145" w:type="dxa"/>
+          </w:tcPr>
           <w:p>
             <w:pPr>
               <w:pStyle w:val="Compact"/>
@@ -2292,7 +2541,9 @@
           </w:p>
         </w:tc>
         <w:tc>
-          <w:tcPr/>
+          <w:tcPr>
+            <w:tcW w:w="1134" w:type="dxa"/>
+          </w:tcPr>
           <w:p>
             <w:pPr>
               <w:pStyle w:val="Compact"/>
@@ -2304,7 +2555,9 @@
           </w:p>
         </w:tc>
         <w:tc>
-          <w:tcPr/>
+          <w:tcPr>
+            <w:tcW w:w="7079" w:type="dxa"/>
+          </w:tcPr>
           <w:p>
             <w:pPr>
               <w:pStyle w:val="Compact"/>
@@ -2318,7 +2571,9 @@
       </w:tr>
       <w:tr>
         <w:tc>
-          <w:tcPr/>
+          <w:tcPr>
+            <w:tcW w:w="1145" w:type="dxa"/>
+          </w:tcPr>
           <w:p>
             <w:pPr>
               <w:pStyle w:val="Compact"/>
@@ -2330,7 +2585,9 @@
           </w:p>
         </w:tc>
         <w:tc>
-          <w:tcPr/>
+          <w:tcPr>
+            <w:tcW w:w="1134" w:type="dxa"/>
+          </w:tcPr>
           <w:p>
             <w:pPr>
               <w:pStyle w:val="Compact"/>
@@ -2342,7 +2599,9 @@
           </w:p>
         </w:tc>
         <w:tc>
-          <w:tcPr/>
+          <w:tcPr>
+            <w:tcW w:w="7079" w:type="dxa"/>
+          </w:tcPr>
           <w:p>
             <w:pPr>
               <w:pStyle w:val="Compact"/>
@@ -2356,7 +2615,9 @@
       </w:tr>
       <w:tr>
         <w:tc>
-          <w:tcPr/>
+          <w:tcPr>
+            <w:tcW w:w="1145" w:type="dxa"/>
+          </w:tcPr>
           <w:p>
             <w:pPr>
               <w:pStyle w:val="Compact"/>
@@ -2368,7 +2629,9 @@
           </w:p>
         </w:tc>
         <w:tc>
-          <w:tcPr/>
+          <w:tcPr>
+            <w:tcW w:w="1134" w:type="dxa"/>
+          </w:tcPr>
           <w:p>
             <w:pPr>
               <w:pStyle w:val="Compact"/>
@@ -2380,7 +2643,9 @@
           </w:p>
         </w:tc>
         <w:tc>
-          <w:tcPr/>
+          <w:tcPr>
+            <w:tcW w:w="7079" w:type="dxa"/>
+          </w:tcPr>
           <w:p>
             <w:pPr>
               <w:pStyle w:val="Compact"/>
@@ -2510,23 +2775,26 @@
     <w:tbl>
       <w:tblPr>
         <w:tblStyle w:val="Table"/>
-        <w:tblW w:type="auto" w:w="0"/>
+        <w:tblW w:type="dxa" w:w="9360"/>
         <w:tblLook w:firstRow="1" w:lastRow="0" w:firstColumn="0" w:lastColumn="0" w:noHBand="0" w:noVBand="0" w:val="0020"/>
         <w:jc w:val="start"/>
+        <w:tblLayout w:type="fixed"/>
       </w:tblPr>
       <w:tblGrid>
-        <w:gridCol w:w="1584"/>
-        <w:gridCol w:w="1584"/>
-        <w:gridCol w:w="1584"/>
-        <w:gridCol w:w="1584"/>
-        <w:gridCol w:w="1584"/>
+        <w:gridCol w:w="3479"/>
+        <w:gridCol w:w="841"/>
+        <w:gridCol w:w="841"/>
+        <w:gridCol w:w="1235"/>
+        <w:gridCol w:w="2961"/>
       </w:tblGrid>
       <w:tr>
         <w:trPr>
           <w:tblHeader w:val="true"/>
         </w:trPr>
         <w:tc>
-          <w:tcPr/>
+          <w:tcPr>
+            <w:tcW w:w="3479" w:type="dxa"/>
+          </w:tcPr>
           <w:p>
             <w:pPr>
               <w:pStyle w:val="Compact"/>
@@ -2538,7 +2806,9 @@
           </w:p>
         </w:tc>
         <w:tc>
-          <w:tcPr/>
+          <w:tcPr>
+            <w:tcW w:w="841" w:type="dxa"/>
+          </w:tcPr>
           <w:p>
             <w:pPr>
               <w:pStyle w:val="Compact"/>
@@ -2550,7 +2820,9 @@
           </w:p>
         </w:tc>
         <w:tc>
-          <w:tcPr/>
+          <w:tcPr>
+            <w:tcW w:w="841" w:type="dxa"/>
+          </w:tcPr>
           <w:p>
             <w:pPr>
               <w:pStyle w:val="Compact"/>
@@ -2562,7 +2834,9 @@
           </w:p>
         </w:tc>
         <w:tc>
-          <w:tcPr/>
+          <w:tcPr>
+            <w:tcW w:w="1235" w:type="dxa"/>
+          </w:tcPr>
           <w:p>
             <w:pPr>
               <w:pStyle w:val="Compact"/>
@@ -2574,7 +2848,9 @@
           </w:p>
         </w:tc>
         <w:tc>
-          <w:tcPr/>
+          <w:tcPr>
+            <w:tcW w:w="2961" w:type="dxa"/>
+          </w:tcPr>
           <w:p>
             <w:pPr>
               <w:pStyle w:val="Compact"/>
@@ -2588,7 +2864,9 @@
       </w:tr>
       <w:tr>
         <w:tc>
-          <w:tcPr/>
+          <w:tcPr>
+            <w:tcW w:w="3479" w:type="dxa"/>
+          </w:tcPr>
           <w:p>
             <w:pPr>
               <w:pStyle w:val="Compact"/>
@@ -2600,7 +2878,9 @@
           </w:p>
         </w:tc>
         <w:tc>
-          <w:tcPr/>
+          <w:tcPr>
+            <w:tcW w:w="841" w:type="dxa"/>
+          </w:tcPr>
           <w:p>
             <w:pPr>
               <w:pStyle w:val="Compact"/>
@@ -2612,7 +2892,9 @@
           </w:p>
         </w:tc>
         <w:tc>
-          <w:tcPr/>
+          <w:tcPr>
+            <w:tcW w:w="841" w:type="dxa"/>
+          </w:tcPr>
           <w:p>
             <w:pPr>
               <w:pStyle w:val="Compact"/>
@@ -2624,7 +2906,9 @@
           </w:p>
         </w:tc>
         <w:tc>
-          <w:tcPr/>
+          <w:tcPr>
+            <w:tcW w:w="1235" w:type="dxa"/>
+          </w:tcPr>
           <w:p>
             <w:pPr>
               <w:pStyle w:val="Compact"/>
@@ -2636,7 +2920,9 @@
           </w:p>
         </w:tc>
         <w:tc>
-          <w:tcPr/>
+          <w:tcPr>
+            <w:tcW w:w="2961" w:type="dxa"/>
+          </w:tcPr>
           <w:p>
             <w:pPr>
               <w:pStyle w:val="Compact"/>
@@ -2650,7 +2936,9 @@
       </w:tr>
       <w:tr>
         <w:tc>
-          <w:tcPr/>
+          <w:tcPr>
+            <w:tcW w:w="3479" w:type="dxa"/>
+          </w:tcPr>
           <w:p>
             <w:pPr>
               <w:pStyle w:val="Compact"/>
@@ -2662,7 +2950,9 @@
           </w:p>
         </w:tc>
         <w:tc>
-          <w:tcPr/>
+          <w:tcPr>
+            <w:tcW w:w="841" w:type="dxa"/>
+          </w:tcPr>
           <w:p>
             <w:pPr>
               <w:pStyle w:val="Compact"/>
@@ -2674,7 +2964,9 @@
           </w:p>
         </w:tc>
         <w:tc>
-          <w:tcPr/>
+          <w:tcPr>
+            <w:tcW w:w="841" w:type="dxa"/>
+          </w:tcPr>
           <w:p>
             <w:pPr>
               <w:pStyle w:val="Compact"/>
@@ -2686,7 +2978,9 @@
           </w:p>
         </w:tc>
         <w:tc>
-          <w:tcPr/>
+          <w:tcPr>
+            <w:tcW w:w="1235" w:type="dxa"/>
+          </w:tcPr>
           <w:p>
             <w:pPr>
               <w:pStyle w:val="Compact"/>
@@ -2698,7 +2992,9 @@
           </w:p>
         </w:tc>
         <w:tc>
-          <w:tcPr/>
+          <w:tcPr>
+            <w:tcW w:w="2961" w:type="dxa"/>
+          </w:tcPr>
           <w:p>
             <w:pPr>
               <w:pStyle w:val="Compact"/>
@@ -2712,7 +3008,9 @@
       </w:tr>
       <w:tr>
         <w:tc>
-          <w:tcPr/>
+          <w:tcPr>
+            <w:tcW w:w="3479" w:type="dxa"/>
+          </w:tcPr>
           <w:p>
             <w:pPr>
               <w:pStyle w:val="Compact"/>
@@ -2724,7 +3022,9 @@
           </w:p>
         </w:tc>
         <w:tc>
-          <w:tcPr/>
+          <w:tcPr>
+            <w:tcW w:w="841" w:type="dxa"/>
+          </w:tcPr>
           <w:p>
             <w:pPr>
               <w:pStyle w:val="Compact"/>
@@ -2736,7 +3036,9 @@
           </w:p>
         </w:tc>
         <w:tc>
-          <w:tcPr/>
+          <w:tcPr>
+            <w:tcW w:w="841" w:type="dxa"/>
+          </w:tcPr>
           <w:p>
             <w:pPr>
               <w:pStyle w:val="Compact"/>
@@ -2748,7 +3050,9 @@
           </w:p>
         </w:tc>
         <w:tc>
-          <w:tcPr/>
+          <w:tcPr>
+            <w:tcW w:w="1235" w:type="dxa"/>
+          </w:tcPr>
           <w:p>
             <w:pPr>
               <w:pStyle w:val="Compact"/>
@@ -2760,7 +3064,9 @@
           </w:p>
         </w:tc>
         <w:tc>
-          <w:tcPr/>
+          <w:tcPr>
+            <w:tcW w:w="2961" w:type="dxa"/>
+          </w:tcPr>
           <w:p>
             <w:pPr>
               <w:pStyle w:val="Compact"/>
@@ -2774,7 +3080,9 @@
       </w:tr>
       <w:tr>
         <w:tc>
-          <w:tcPr/>
+          <w:tcPr>
+            <w:tcW w:w="3479" w:type="dxa"/>
+          </w:tcPr>
           <w:p>
             <w:pPr>
               <w:pStyle w:val="Compact"/>
@@ -2786,7 +3094,9 @@
           </w:p>
         </w:tc>
         <w:tc>
-          <w:tcPr/>
+          <w:tcPr>
+            <w:tcW w:w="841" w:type="dxa"/>
+          </w:tcPr>
           <w:p>
             <w:pPr>
               <w:pStyle w:val="Compact"/>
@@ -2798,7 +3108,9 @@
           </w:p>
         </w:tc>
         <w:tc>
-          <w:tcPr/>
+          <w:tcPr>
+            <w:tcW w:w="841" w:type="dxa"/>
+          </w:tcPr>
           <w:p>
             <w:pPr>
               <w:pStyle w:val="Compact"/>
@@ -2810,7 +3122,9 @@
           </w:p>
         </w:tc>
         <w:tc>
-          <w:tcPr/>
+          <w:tcPr>
+            <w:tcW w:w="1235" w:type="dxa"/>
+          </w:tcPr>
           <w:p>
             <w:pPr>
               <w:pStyle w:val="Compact"/>
@@ -2822,7 +3136,9 @@
           </w:p>
         </w:tc>
         <w:tc>
-          <w:tcPr/>
+          <w:tcPr>
+            <w:tcW w:w="2961" w:type="dxa"/>
+          </w:tcPr>
           <w:p>
             <w:pPr>
               <w:pStyle w:val="Compact"/>
@@ -2836,7 +3152,9 @@
       </w:tr>
       <w:tr>
         <w:tc>
-          <w:tcPr/>
+          <w:tcPr>
+            <w:tcW w:w="3479" w:type="dxa"/>
+          </w:tcPr>
           <w:p>
             <w:pPr>
               <w:pStyle w:val="Compact"/>
@@ -2848,7 +3166,9 @@
           </w:p>
         </w:tc>
         <w:tc>
-          <w:tcPr/>
+          <w:tcPr>
+            <w:tcW w:w="841" w:type="dxa"/>
+          </w:tcPr>
           <w:p>
             <w:pPr>
               <w:pStyle w:val="Compact"/>
@@ -2860,7 +3180,9 @@
           </w:p>
         </w:tc>
         <w:tc>
-          <w:tcPr/>
+          <w:tcPr>
+            <w:tcW w:w="841" w:type="dxa"/>
+          </w:tcPr>
           <w:p>
             <w:pPr>
               <w:pStyle w:val="Compact"/>
@@ -2872,7 +3194,9 @@
           </w:p>
         </w:tc>
         <w:tc>
-          <w:tcPr/>
+          <w:tcPr>
+            <w:tcW w:w="1235" w:type="dxa"/>
+          </w:tcPr>
           <w:p>
             <w:pPr>
               <w:pStyle w:val="Compact"/>
@@ -2884,7 +3208,9 @@
           </w:p>
         </w:tc>
         <w:tc>
-          <w:tcPr/>
+          <w:tcPr>
+            <w:tcW w:w="2961" w:type="dxa"/>
+          </w:tcPr>
           <w:p>
             <w:pPr>
               <w:pStyle w:val="Compact"/>

--- a/dist/docs/templates/bsa/01-intake-request.docx
+++ b/dist/docs/templates/bsa/01-intake-request.docx
@@ -225,9 +225,9 @@
         <w:tblLayout w:type="fixed"/>
       </w:tblPr>
       <w:tblGrid>
-        <w:gridCol w:w="1176"/>
-        <w:gridCol w:w="4378"/>
-        <w:gridCol w:w="3804"/>
+        <w:gridCol w:w="1495"/>
+        <w:gridCol w:w="4208"/>
+        <w:gridCol w:w="3656"/>
       </w:tblGrid>
       <w:tr>
         <w:trPr>
@@ -235,7 +235,7 @@
         </w:trPr>
         <w:tc>
           <w:tcPr>
-            <w:tcW w:w="1176" w:type="dxa"/>
+            <w:tcW w:w="1495" w:type="dxa"/>
           </w:tcPr>
           <w:p>
             <w:pPr>
@@ -249,7 +249,7 @@
         </w:tc>
         <w:tc>
           <w:tcPr>
-            <w:tcW w:w="4378" w:type="dxa"/>
+            <w:tcW w:w="4208" w:type="dxa"/>
           </w:tcPr>
           <w:p>
             <w:pPr>
@@ -263,7 +263,7 @@
         </w:tc>
         <w:tc>
           <w:tcPr>
-            <w:tcW w:w="3804" w:type="dxa"/>
+            <w:tcW w:w="3656" w:type="dxa"/>
           </w:tcPr>
           <w:p>
             <w:pPr>
@@ -279,7 +279,7 @@
       <w:tr>
         <w:tc>
           <w:tcPr>
-            <w:tcW w:w="1176" w:type="dxa"/>
+            <w:tcW w:w="1495" w:type="dxa"/>
           </w:tcPr>
           <w:p>
             <w:pPr>
@@ -293,7 +293,7 @@
         </w:tc>
         <w:tc>
           <w:tcPr>
-            <w:tcW w:w="4378" w:type="dxa"/>
+            <w:tcW w:w="4208" w:type="dxa"/>
           </w:tcPr>
           <w:p>
             <w:pPr>
@@ -307,7 +307,7 @@
         </w:tc>
         <w:tc>
           <w:tcPr>
-            <w:tcW w:w="3804" w:type="dxa"/>
+            <w:tcW w:w="3656" w:type="dxa"/>
           </w:tcPr>
           <w:p>
             <w:pPr>
@@ -323,7 +323,7 @@
       <w:tr>
         <w:tc>
           <w:tcPr>
-            <w:tcW w:w="1176" w:type="dxa"/>
+            <w:tcW w:w="1495" w:type="dxa"/>
           </w:tcPr>
           <w:p>
             <w:pPr>
@@ -337,7 +337,7 @@
         </w:tc>
         <w:tc>
           <w:tcPr>
-            <w:tcW w:w="4378" w:type="dxa"/>
+            <w:tcW w:w="4208" w:type="dxa"/>
           </w:tcPr>
           <w:p>
             <w:pPr>
@@ -351,7 +351,7 @@
         </w:tc>
         <w:tc>
           <w:tcPr>
-            <w:tcW w:w="3804" w:type="dxa"/>
+            <w:tcW w:w="3656" w:type="dxa"/>
           </w:tcPr>
           <w:p>
             <w:pPr>
@@ -367,7 +367,7 @@
       <w:tr>
         <w:tc>
           <w:tcPr>
-            <w:tcW w:w="1176" w:type="dxa"/>
+            <w:tcW w:w="1495" w:type="dxa"/>
           </w:tcPr>
           <w:p>
             <w:pPr>
@@ -381,7 +381,7 @@
         </w:tc>
         <w:tc>
           <w:tcPr>
-            <w:tcW w:w="4378" w:type="dxa"/>
+            <w:tcW w:w="4208" w:type="dxa"/>
           </w:tcPr>
           <w:p>
             <w:pPr>
@@ -395,7 +395,7 @@
         </w:tc>
         <w:tc>
           <w:tcPr>
-            <w:tcW w:w="3804" w:type="dxa"/>
+            <w:tcW w:w="3656" w:type="dxa"/>
           </w:tcPr>
           <w:p>
             <w:pPr>
@@ -411,7 +411,7 @@
       <w:tr>
         <w:tc>
           <w:tcPr>
-            <w:tcW w:w="1176" w:type="dxa"/>
+            <w:tcW w:w="1495" w:type="dxa"/>
           </w:tcPr>
           <w:p>
             <w:pPr>
@@ -425,7 +425,7 @@
         </w:tc>
         <w:tc>
           <w:tcPr>
-            <w:tcW w:w="4378" w:type="dxa"/>
+            <w:tcW w:w="4208" w:type="dxa"/>
           </w:tcPr>
           <w:p>
             <w:pPr>
@@ -439,7 +439,7 @@
         </w:tc>
         <w:tc>
           <w:tcPr>
-            <w:tcW w:w="3804" w:type="dxa"/>
+            <w:tcW w:w="3656" w:type="dxa"/>
           </w:tcPr>
           <w:p>
             <w:pPr>
@@ -455,7 +455,7 @@
       <w:tr>
         <w:tc>
           <w:tcPr>
-            <w:tcW w:w="1176" w:type="dxa"/>
+            <w:tcW w:w="1495" w:type="dxa"/>
           </w:tcPr>
           <w:p>
             <w:pPr>
@@ -469,7 +469,7 @@
         </w:tc>
         <w:tc>
           <w:tcPr>
-            <w:tcW w:w="4378" w:type="dxa"/>
+            <w:tcW w:w="4208" w:type="dxa"/>
           </w:tcPr>
           <w:p>
             <w:pPr>
@@ -483,7 +483,7 @@
         </w:tc>
         <w:tc>
           <w:tcPr>
-            <w:tcW w:w="3804" w:type="dxa"/>
+            <w:tcW w:w="3656" w:type="dxa"/>
           </w:tcPr>
           <w:p>
             <w:pPr>
@@ -499,7 +499,7 @@
       <w:tr>
         <w:tc>
           <w:tcPr>
-            <w:tcW w:w="1176" w:type="dxa"/>
+            <w:tcW w:w="1495" w:type="dxa"/>
           </w:tcPr>
           <w:p>
             <w:pPr>
@@ -513,7 +513,7 @@
         </w:tc>
         <w:tc>
           <w:tcPr>
-            <w:tcW w:w="4378" w:type="dxa"/>
+            <w:tcW w:w="4208" w:type="dxa"/>
           </w:tcPr>
           <w:p>
             <w:pPr>
@@ -527,7 +527,7 @@
         </w:tc>
         <w:tc>
           <w:tcPr>
-            <w:tcW w:w="3804" w:type="dxa"/>
+            <w:tcW w:w="3656" w:type="dxa"/>
           </w:tcPr>
           <w:p>
             <w:pPr>
@@ -543,7 +543,7 @@
       <w:tr>
         <w:tc>
           <w:tcPr>
-            <w:tcW w:w="1176" w:type="dxa"/>
+            <w:tcW w:w="1495" w:type="dxa"/>
           </w:tcPr>
           <w:p>
             <w:pPr>
@@ -557,7 +557,7 @@
         </w:tc>
         <w:tc>
           <w:tcPr>
-            <w:tcW w:w="4378" w:type="dxa"/>
+            <w:tcW w:w="4208" w:type="dxa"/>
           </w:tcPr>
           <w:p>
             <w:pPr>
@@ -571,7 +571,7 @@
         </w:tc>
         <w:tc>
           <w:tcPr>
-            <w:tcW w:w="3804" w:type="dxa"/>
+            <w:tcW w:w="3656" w:type="dxa"/>
           </w:tcPr>
           <w:p>
             <w:pPr>
@@ -587,7 +587,7 @@
       <w:tr>
         <w:tc>
           <w:tcPr>
-            <w:tcW w:w="1176" w:type="dxa"/>
+            <w:tcW w:w="1495" w:type="dxa"/>
           </w:tcPr>
           <w:p>
             <w:pPr>
@@ -601,7 +601,7 @@
         </w:tc>
         <w:tc>
           <w:tcPr>
-            <w:tcW w:w="4378" w:type="dxa"/>
+            <w:tcW w:w="4208" w:type="dxa"/>
           </w:tcPr>
           <w:p>
             <w:pPr>
@@ -615,7 +615,7 @@
         </w:tc>
         <w:tc>
           <w:tcPr>
-            <w:tcW w:w="3804" w:type="dxa"/>
+            <w:tcW w:w="3656" w:type="dxa"/>
           </w:tcPr>
           <w:p>
             <w:pPr>
@@ -631,7 +631,7 @@
       <w:tr>
         <w:tc>
           <w:tcPr>
-            <w:tcW w:w="1176" w:type="dxa"/>
+            <w:tcW w:w="1495" w:type="dxa"/>
           </w:tcPr>
           <w:p>
             <w:pPr>
@@ -645,7 +645,7 @@
         </w:tc>
         <w:tc>
           <w:tcPr>
-            <w:tcW w:w="4378" w:type="dxa"/>
+            <w:tcW w:w="4208" w:type="dxa"/>
           </w:tcPr>
           <w:p>
             <w:pPr>
@@ -659,7 +659,7 @@
         </w:tc>
         <w:tc>
           <w:tcPr>
-            <w:tcW w:w="3804" w:type="dxa"/>
+            <w:tcW w:w="3656" w:type="dxa"/>
           </w:tcPr>
           <w:p>
             <w:pPr>
@@ -675,7 +675,7 @@
       <w:tr>
         <w:tc>
           <w:tcPr>
-            <w:tcW w:w="1176" w:type="dxa"/>
+            <w:tcW w:w="1495" w:type="dxa"/>
           </w:tcPr>
           <w:p>
             <w:pPr>
@@ -689,7 +689,7 @@
         </w:tc>
         <w:tc>
           <w:tcPr>
-            <w:tcW w:w="4378" w:type="dxa"/>
+            <w:tcW w:w="4208" w:type="dxa"/>
           </w:tcPr>
           <w:p>
             <w:pPr>
@@ -703,7 +703,7 @@
         </w:tc>
         <w:tc>
           <w:tcPr>
-            <w:tcW w:w="3804" w:type="dxa"/>
+            <w:tcW w:w="3656" w:type="dxa"/>
           </w:tcPr>
           <w:p>
             <w:pPr>
@@ -719,7 +719,7 @@
       <w:tr>
         <w:tc>
           <w:tcPr>
-            <w:tcW w:w="1176" w:type="dxa"/>
+            <w:tcW w:w="1495" w:type="dxa"/>
           </w:tcPr>
           <w:p>
             <w:pPr>
@@ -733,7 +733,7 @@
         </w:tc>
         <w:tc>
           <w:tcPr>
-            <w:tcW w:w="4378" w:type="dxa"/>
+            <w:tcW w:w="4208" w:type="dxa"/>
           </w:tcPr>
           <w:p>
             <w:pPr>
@@ -747,7 +747,7 @@
         </w:tc>
         <w:tc>
           <w:tcPr>
-            <w:tcW w:w="3804" w:type="dxa"/>
+            <w:tcW w:w="3656" w:type="dxa"/>
           </w:tcPr>
           <w:p>
             <w:pPr>
@@ -763,7 +763,7 @@
       <w:tr>
         <w:tc>
           <w:tcPr>
-            <w:tcW w:w="1176" w:type="dxa"/>
+            <w:tcW w:w="1495" w:type="dxa"/>
           </w:tcPr>
           <w:p>
             <w:pPr>
@@ -777,7 +777,7 @@
         </w:tc>
         <w:tc>
           <w:tcPr>
-            <w:tcW w:w="4378" w:type="dxa"/>
+            <w:tcW w:w="4208" w:type="dxa"/>
           </w:tcPr>
           <w:p>
             <w:pPr>
@@ -791,7 +791,7 @@
         </w:tc>
         <w:tc>
           <w:tcPr>
-            <w:tcW w:w="3804" w:type="dxa"/>
+            <w:tcW w:w="3656" w:type="dxa"/>
           </w:tcPr>
           <w:p>
             <w:pPr>
@@ -807,7 +807,7 @@
       <w:tr>
         <w:tc>
           <w:tcPr>
-            <w:tcW w:w="1176" w:type="dxa"/>
+            <w:tcW w:w="1495" w:type="dxa"/>
           </w:tcPr>
           <w:p>
             <w:pPr>
@@ -821,7 +821,7 @@
         </w:tc>
         <w:tc>
           <w:tcPr>
-            <w:tcW w:w="4378" w:type="dxa"/>
+            <w:tcW w:w="4208" w:type="dxa"/>
           </w:tcPr>
           <w:p>
             <w:pPr>
@@ -835,7 +835,7 @@
         </w:tc>
         <w:tc>
           <w:tcPr>
-            <w:tcW w:w="3804" w:type="dxa"/>
+            <w:tcW w:w="3656" w:type="dxa"/>
           </w:tcPr>
           <w:p>
             <w:pPr>
@@ -851,7 +851,7 @@
       <w:tr>
         <w:tc>
           <w:tcPr>
-            <w:tcW w:w="1176" w:type="dxa"/>
+            <w:tcW w:w="1495" w:type="dxa"/>
           </w:tcPr>
           <w:p>
             <w:pPr>
@@ -865,7 +865,7 @@
         </w:tc>
         <w:tc>
           <w:tcPr>
-            <w:tcW w:w="4378" w:type="dxa"/>
+            <w:tcW w:w="4208" w:type="dxa"/>
           </w:tcPr>
           <w:p>
             <w:pPr>
@@ -879,7 +879,7 @@
         </w:tc>
         <w:tc>
           <w:tcPr>
-            <w:tcW w:w="3804" w:type="dxa"/>
+            <w:tcW w:w="3656" w:type="dxa"/>
           </w:tcPr>
           <w:p>
             <w:pPr>
@@ -895,7 +895,7 @@
       <w:tr>
         <w:tc>
           <w:tcPr>
-            <w:tcW w:w="1176" w:type="dxa"/>
+            <w:tcW w:w="1495" w:type="dxa"/>
           </w:tcPr>
           <w:p>
             <w:pPr>
@@ -909,7 +909,7 @@
         </w:tc>
         <w:tc>
           <w:tcPr>
-            <w:tcW w:w="4378" w:type="dxa"/>
+            <w:tcW w:w="4208" w:type="dxa"/>
           </w:tcPr>
           <w:p>
             <w:pPr>
@@ -923,7 +923,7 @@
         </w:tc>
         <w:tc>
           <w:tcPr>
-            <w:tcW w:w="3804" w:type="dxa"/>
+            <w:tcW w:w="3656" w:type="dxa"/>
           </w:tcPr>
           <w:p>
             <w:pPr>
@@ -939,7 +939,7 @@
       <w:tr>
         <w:tc>
           <w:tcPr>
-            <w:tcW w:w="1176" w:type="dxa"/>
+            <w:tcW w:w="1495" w:type="dxa"/>
           </w:tcPr>
           <w:p>
             <w:pPr>
@@ -953,7 +953,7 @@
         </w:tc>
         <w:tc>
           <w:tcPr>
-            <w:tcW w:w="4378" w:type="dxa"/>
+            <w:tcW w:w="4208" w:type="dxa"/>
           </w:tcPr>
           <w:p>
             <w:pPr>
@@ -967,7 +967,7 @@
         </w:tc>
         <w:tc>
           <w:tcPr>
-            <w:tcW w:w="3804" w:type="dxa"/>
+            <w:tcW w:w="3656" w:type="dxa"/>
           </w:tcPr>
           <w:p>
             <w:pPr>
@@ -983,7 +983,7 @@
       <w:tr>
         <w:tc>
           <w:tcPr>
-            <w:tcW w:w="1176" w:type="dxa"/>
+            <w:tcW w:w="1495" w:type="dxa"/>
           </w:tcPr>
           <w:p>
             <w:pPr>
@@ -997,7 +997,7 @@
         </w:tc>
         <w:tc>
           <w:tcPr>
-            <w:tcW w:w="4378" w:type="dxa"/>
+            <w:tcW w:w="4208" w:type="dxa"/>
           </w:tcPr>
           <w:p>
             <w:pPr>
@@ -1011,7 +1011,7 @@
         </w:tc>
         <w:tc>
           <w:tcPr>
-            <w:tcW w:w="3804" w:type="dxa"/>
+            <w:tcW w:w="3656" w:type="dxa"/>
           </w:tcPr>
           <w:p>
             <w:pPr>
@@ -1052,10 +1052,10 @@
         <w:tblLayout w:type="fixed"/>
       </w:tblPr>
       <w:tblGrid>
-        <w:gridCol w:w="1202"/>
-        <w:gridCol w:w="1768"/>
-        <w:gridCol w:w="2847"/>
-        <w:gridCol w:w="3540"/>
+        <w:gridCol w:w="1380"/>
+        <w:gridCol w:w="1730"/>
+        <w:gridCol w:w="2785"/>
+        <w:gridCol w:w="3463"/>
       </w:tblGrid>
       <w:tr>
         <w:trPr>
@@ -1063,7 +1063,7 @@
         </w:trPr>
         <w:tc>
           <w:tcPr>
-            <w:tcW w:w="1202" w:type="dxa"/>
+            <w:tcW w:w="1380" w:type="dxa"/>
           </w:tcPr>
           <w:p>
             <w:pPr>
@@ -1077,7 +1077,7 @@
         </w:tc>
         <w:tc>
           <w:tcPr>
-            <w:tcW w:w="1768" w:type="dxa"/>
+            <w:tcW w:w="1730" w:type="dxa"/>
           </w:tcPr>
           <w:p>
             <w:pPr>
@@ -1091,7 +1091,7 @@
         </w:tc>
         <w:tc>
           <w:tcPr>
-            <w:tcW w:w="2847" w:type="dxa"/>
+            <w:tcW w:w="2785" w:type="dxa"/>
           </w:tcPr>
           <w:p>
             <w:pPr>
@@ -1105,7 +1105,7 @@
         </w:tc>
         <w:tc>
           <w:tcPr>
-            <w:tcW w:w="3540" w:type="dxa"/>
+            <w:tcW w:w="3463" w:type="dxa"/>
           </w:tcPr>
           <w:p>
             <w:pPr>
@@ -1121,7 +1121,7 @@
       <w:tr>
         <w:tc>
           <w:tcPr>
-            <w:tcW w:w="1202" w:type="dxa"/>
+            <w:tcW w:w="1380" w:type="dxa"/>
           </w:tcPr>
           <w:p>
             <w:pPr>
@@ -1135,7 +1135,7 @@
         </w:tc>
         <w:tc>
           <w:tcPr>
-            <w:tcW w:w="1768" w:type="dxa"/>
+            <w:tcW w:w="1730" w:type="dxa"/>
           </w:tcPr>
           <w:p>
             <w:pPr>
@@ -1149,7 +1149,7 @@
         </w:tc>
         <w:tc>
           <w:tcPr>
-            <w:tcW w:w="2847" w:type="dxa"/>
+            <w:tcW w:w="2785" w:type="dxa"/>
           </w:tcPr>
           <w:p>
             <w:pPr>
@@ -1163,7 +1163,7 @@
         </w:tc>
         <w:tc>
           <w:tcPr>
-            <w:tcW w:w="3540" w:type="dxa"/>
+            <w:tcW w:w="3463" w:type="dxa"/>
           </w:tcPr>
           <w:p>
             <w:pPr>
@@ -1179,7 +1179,7 @@
       <w:tr>
         <w:tc>
           <w:tcPr>
-            <w:tcW w:w="1202" w:type="dxa"/>
+            <w:tcW w:w="1380" w:type="dxa"/>
           </w:tcPr>
           <w:p>
             <w:pPr>
@@ -1193,7 +1193,7 @@
         </w:tc>
         <w:tc>
           <w:tcPr>
-            <w:tcW w:w="1768" w:type="dxa"/>
+            <w:tcW w:w="1730" w:type="dxa"/>
           </w:tcPr>
           <w:p>
             <w:pPr>
@@ -1207,7 +1207,7 @@
         </w:tc>
         <w:tc>
           <w:tcPr>
-            <w:tcW w:w="2847" w:type="dxa"/>
+            <w:tcW w:w="2785" w:type="dxa"/>
           </w:tcPr>
           <w:p>
             <w:pPr>
@@ -1221,7 +1221,7 @@
         </w:tc>
         <w:tc>
           <w:tcPr>
-            <w:tcW w:w="3540" w:type="dxa"/>
+            <w:tcW w:w="3463" w:type="dxa"/>
           </w:tcPr>
           <w:p>
             <w:pPr>
@@ -1237,7 +1237,7 @@
       <w:tr>
         <w:tc>
           <w:tcPr>
-            <w:tcW w:w="1202" w:type="dxa"/>
+            <w:tcW w:w="1380" w:type="dxa"/>
           </w:tcPr>
           <w:p>
             <w:pPr>
@@ -1251,7 +1251,7 @@
         </w:tc>
         <w:tc>
           <w:tcPr>
-            <w:tcW w:w="1768" w:type="dxa"/>
+            <w:tcW w:w="1730" w:type="dxa"/>
           </w:tcPr>
           <w:p>
             <w:pPr>
@@ -1265,7 +1265,7 @@
         </w:tc>
         <w:tc>
           <w:tcPr>
-            <w:tcW w:w="2847" w:type="dxa"/>
+            <w:tcW w:w="2785" w:type="dxa"/>
           </w:tcPr>
           <w:p>
             <w:pPr>
@@ -1279,7 +1279,7 @@
         </w:tc>
         <w:tc>
           <w:tcPr>
-            <w:tcW w:w="3540" w:type="dxa"/>
+            <w:tcW w:w="3463" w:type="dxa"/>
           </w:tcPr>
           <w:p>
             <w:pPr>
@@ -1295,7 +1295,7 @@
       <w:tr>
         <w:tc>
           <w:tcPr>
-            <w:tcW w:w="1202" w:type="dxa"/>
+            <w:tcW w:w="1380" w:type="dxa"/>
           </w:tcPr>
           <w:p>
             <w:pPr>
@@ -1309,7 +1309,7 @@
         </w:tc>
         <w:tc>
           <w:tcPr>
-            <w:tcW w:w="1768" w:type="dxa"/>
+            <w:tcW w:w="1730" w:type="dxa"/>
           </w:tcPr>
           <w:p>
             <w:pPr>
@@ -1323,7 +1323,7 @@
         </w:tc>
         <w:tc>
           <w:tcPr>
-            <w:tcW w:w="2847" w:type="dxa"/>
+            <w:tcW w:w="2785" w:type="dxa"/>
           </w:tcPr>
           <w:p>
             <w:pPr>
@@ -1337,7 +1337,7 @@
         </w:tc>
         <w:tc>
           <w:tcPr>
-            <w:tcW w:w="3540" w:type="dxa"/>
+            <w:tcW w:w="3463" w:type="dxa"/>
           </w:tcPr>
           <w:p>
             <w:pPr>
@@ -1757,10 +1757,10 @@
         <w:tblLayout w:type="fixed"/>
       </w:tblPr>
       <w:tblGrid>
-        <w:gridCol w:w="836"/>
-        <w:gridCol w:w="4128"/>
-        <w:gridCol w:w="1316"/>
-        <w:gridCol w:w="3078"/>
+        <w:gridCol w:w="900"/>
+        <w:gridCol w:w="4055"/>
+        <w:gridCol w:w="1380"/>
+        <w:gridCol w:w="3024"/>
       </w:tblGrid>
       <w:tr>
         <w:trPr>
@@ -1768,7 +1768,7 @@
         </w:trPr>
         <w:tc>
           <w:tcPr>
-            <w:tcW w:w="836" w:type="dxa"/>
+            <w:tcW w:w="900" w:type="dxa"/>
           </w:tcPr>
           <w:p>
             <w:pPr>
@@ -1782,7 +1782,7 @@
         </w:tc>
         <w:tc>
           <w:tcPr>
-            <w:tcW w:w="4128" w:type="dxa"/>
+            <w:tcW w:w="4055" w:type="dxa"/>
           </w:tcPr>
           <w:p>
             <w:pPr>
@@ -1796,7 +1796,7 @@
         </w:tc>
         <w:tc>
           <w:tcPr>
-            <w:tcW w:w="1316" w:type="dxa"/>
+            <w:tcW w:w="1380" w:type="dxa"/>
           </w:tcPr>
           <w:p>
             <w:pPr>
@@ -1810,7 +1810,7 @@
         </w:tc>
         <w:tc>
           <w:tcPr>
-            <w:tcW w:w="3078" w:type="dxa"/>
+            <w:tcW w:w="3024" w:type="dxa"/>
           </w:tcPr>
           <w:p>
             <w:pPr>
@@ -1826,7 +1826,7 @@
       <w:tr>
         <w:tc>
           <w:tcPr>
-            <w:tcW w:w="836" w:type="dxa"/>
+            <w:tcW w:w="900" w:type="dxa"/>
           </w:tcPr>
           <w:p>
             <w:pPr>
@@ -1840,7 +1840,7 @@
         </w:tc>
         <w:tc>
           <w:tcPr>
-            <w:tcW w:w="4128" w:type="dxa"/>
+            <w:tcW w:w="4055" w:type="dxa"/>
           </w:tcPr>
           <w:p>
             <w:pPr>
@@ -1854,7 +1854,7 @@
         </w:tc>
         <w:tc>
           <w:tcPr>
-            <w:tcW w:w="1316" w:type="dxa"/>
+            <w:tcW w:w="1380" w:type="dxa"/>
           </w:tcPr>
           <w:p>
             <w:pPr>
@@ -1868,7 +1868,7 @@
         </w:tc>
         <w:tc>
           <w:tcPr>
-            <w:tcW w:w="3078" w:type="dxa"/>
+            <w:tcW w:w="3024" w:type="dxa"/>
           </w:tcPr>
           <w:p>
             <w:pPr>
@@ -1884,7 +1884,7 @@
       <w:tr>
         <w:tc>
           <w:tcPr>
-            <w:tcW w:w="836" w:type="dxa"/>
+            <w:tcW w:w="900" w:type="dxa"/>
           </w:tcPr>
           <w:p>
             <w:pPr>
@@ -1898,7 +1898,7 @@
         </w:tc>
         <w:tc>
           <w:tcPr>
-            <w:tcW w:w="4128" w:type="dxa"/>
+            <w:tcW w:w="4055" w:type="dxa"/>
           </w:tcPr>
           <w:p>
             <w:pPr>
@@ -1912,7 +1912,7 @@
         </w:tc>
         <w:tc>
           <w:tcPr>
-            <w:tcW w:w="1316" w:type="dxa"/>
+            <w:tcW w:w="1380" w:type="dxa"/>
           </w:tcPr>
           <w:p>
             <w:pPr>
@@ -1926,7 +1926,7 @@
         </w:tc>
         <w:tc>
           <w:tcPr>
-            <w:tcW w:w="3078" w:type="dxa"/>
+            <w:tcW w:w="3024" w:type="dxa"/>
           </w:tcPr>
           <w:p>
             <w:pPr>
@@ -1942,7 +1942,7 @@
       <w:tr>
         <w:tc>
           <w:tcPr>
-            <w:tcW w:w="836" w:type="dxa"/>
+            <w:tcW w:w="900" w:type="dxa"/>
           </w:tcPr>
           <w:p>
             <w:pPr>
@@ -1956,7 +1956,7 @@
         </w:tc>
         <w:tc>
           <w:tcPr>
-            <w:tcW w:w="4128" w:type="dxa"/>
+            <w:tcW w:w="4055" w:type="dxa"/>
           </w:tcPr>
           <w:p>
             <w:pPr>
@@ -1970,7 +1970,7 @@
         </w:tc>
         <w:tc>
           <w:tcPr>
-            <w:tcW w:w="1316" w:type="dxa"/>
+            <w:tcW w:w="1380" w:type="dxa"/>
           </w:tcPr>
           <w:p>
             <w:pPr>
@@ -1984,7 +1984,7 @@
         </w:tc>
         <w:tc>
           <w:tcPr>
-            <w:tcW w:w="3078" w:type="dxa"/>
+            <w:tcW w:w="3024" w:type="dxa"/>
           </w:tcPr>
           <w:p>
             <w:pPr>
@@ -2018,7 +2018,7 @@
       <w:tr>
         <w:tc>
           <w:tcPr>
-            <w:tcW w:w="836" w:type="dxa"/>
+            <w:tcW w:w="900" w:type="dxa"/>
           </w:tcPr>
           <w:p>
             <w:pPr>
@@ -2032,7 +2032,7 @@
         </w:tc>
         <w:tc>
           <w:tcPr>
-            <w:tcW w:w="4128" w:type="dxa"/>
+            <w:tcW w:w="4055" w:type="dxa"/>
           </w:tcPr>
           <w:p>
             <w:pPr>
@@ -2046,7 +2046,7 @@
         </w:tc>
         <w:tc>
           <w:tcPr>
-            <w:tcW w:w="1316" w:type="dxa"/>
+            <w:tcW w:w="1380" w:type="dxa"/>
           </w:tcPr>
           <w:p>
             <w:pPr>
@@ -2060,7 +2060,7 @@
         </w:tc>
         <w:tc>
           <w:tcPr>
-            <w:tcW w:w="3078" w:type="dxa"/>
+            <w:tcW w:w="3024" w:type="dxa"/>
           </w:tcPr>
           <w:p>
             <w:pPr>
@@ -2386,9 +2386,9 @@
         <w:tblLayout w:type="fixed"/>
       </w:tblPr>
       <w:tblGrid>
-        <w:gridCol w:w="1145"/>
-        <w:gridCol w:w="1134"/>
-        <w:gridCol w:w="7079"/>
+        <w:gridCol w:w="1404"/>
+        <w:gridCol w:w="1098"/>
+        <w:gridCol w:w="6856"/>
       </w:tblGrid>
       <w:tr>
         <w:trPr>
@@ -2396,7 +2396,7 @@
         </w:trPr>
         <w:tc>
           <w:tcPr>
-            <w:tcW w:w="1145" w:type="dxa"/>
+            <w:tcW w:w="1404" w:type="dxa"/>
           </w:tcPr>
           <w:p>
             <w:pPr>
@@ -2410,7 +2410,7 @@
         </w:tc>
         <w:tc>
           <w:tcPr>
-            <w:tcW w:w="1134" w:type="dxa"/>
+            <w:tcW w:w="1098" w:type="dxa"/>
           </w:tcPr>
           <w:p>
             <w:pPr>
@@ -2424,7 +2424,7 @@
         </w:tc>
         <w:tc>
           <w:tcPr>
-            <w:tcW w:w="7079" w:type="dxa"/>
+            <w:tcW w:w="6856" w:type="dxa"/>
           </w:tcPr>
           <w:p>
             <w:pPr>
@@ -2440,7 +2440,7 @@
       <w:tr>
         <w:tc>
           <w:tcPr>
-            <w:tcW w:w="1145" w:type="dxa"/>
+            <w:tcW w:w="1404" w:type="dxa"/>
           </w:tcPr>
           <w:p>
             <w:pPr>
@@ -2454,7 +2454,7 @@
         </w:tc>
         <w:tc>
           <w:tcPr>
-            <w:tcW w:w="1134" w:type="dxa"/>
+            <w:tcW w:w="1098" w:type="dxa"/>
           </w:tcPr>
           <w:p>
             <w:pPr>
@@ -2468,7 +2468,7 @@
         </w:tc>
         <w:tc>
           <w:tcPr>
-            <w:tcW w:w="7079" w:type="dxa"/>
+            <w:tcW w:w="6856" w:type="dxa"/>
           </w:tcPr>
           <w:p>
             <w:pPr>
@@ -2484,7 +2484,7 @@
       <w:tr>
         <w:tc>
           <w:tcPr>
-            <w:tcW w:w="1145" w:type="dxa"/>
+            <w:tcW w:w="1404" w:type="dxa"/>
           </w:tcPr>
           <w:p>
             <w:pPr>
@@ -2498,7 +2498,7 @@
         </w:tc>
         <w:tc>
           <w:tcPr>
-            <w:tcW w:w="1134" w:type="dxa"/>
+            <w:tcW w:w="1098" w:type="dxa"/>
           </w:tcPr>
           <w:p>
             <w:pPr>
@@ -2512,7 +2512,7 @@
         </w:tc>
         <w:tc>
           <w:tcPr>
-            <w:tcW w:w="7079" w:type="dxa"/>
+            <w:tcW w:w="6856" w:type="dxa"/>
           </w:tcPr>
           <w:p>
             <w:pPr>
@@ -2528,7 +2528,7 @@
       <w:tr>
         <w:tc>
           <w:tcPr>
-            <w:tcW w:w="1145" w:type="dxa"/>
+            <w:tcW w:w="1404" w:type="dxa"/>
           </w:tcPr>
           <w:p>
             <w:pPr>
@@ -2542,7 +2542,7 @@
         </w:tc>
         <w:tc>
           <w:tcPr>
-            <w:tcW w:w="1134" w:type="dxa"/>
+            <w:tcW w:w="1098" w:type="dxa"/>
           </w:tcPr>
           <w:p>
             <w:pPr>
@@ -2556,7 +2556,7 @@
         </w:tc>
         <w:tc>
           <w:tcPr>
-            <w:tcW w:w="7079" w:type="dxa"/>
+            <w:tcW w:w="6856" w:type="dxa"/>
           </w:tcPr>
           <w:p>
             <w:pPr>
@@ -2572,7 +2572,7 @@
       <w:tr>
         <w:tc>
           <w:tcPr>
-            <w:tcW w:w="1145" w:type="dxa"/>
+            <w:tcW w:w="1404" w:type="dxa"/>
           </w:tcPr>
           <w:p>
             <w:pPr>
@@ -2586,7 +2586,7 @@
         </w:tc>
         <w:tc>
           <w:tcPr>
-            <w:tcW w:w="1134" w:type="dxa"/>
+            <w:tcW w:w="1098" w:type="dxa"/>
           </w:tcPr>
           <w:p>
             <w:pPr>
@@ -2600,7 +2600,7 @@
         </w:tc>
         <w:tc>
           <w:tcPr>
-            <w:tcW w:w="7079" w:type="dxa"/>
+            <w:tcW w:w="6856" w:type="dxa"/>
           </w:tcPr>
           <w:p>
             <w:pPr>
@@ -2616,7 +2616,7 @@
       <w:tr>
         <w:tc>
           <w:tcPr>
-            <w:tcW w:w="1145" w:type="dxa"/>
+            <w:tcW w:w="1404" w:type="dxa"/>
           </w:tcPr>
           <w:p>
             <w:pPr>
@@ -2630,7 +2630,7 @@
         </w:tc>
         <w:tc>
           <w:tcPr>
-            <w:tcW w:w="1134" w:type="dxa"/>
+            <w:tcW w:w="1098" w:type="dxa"/>
           </w:tcPr>
           <w:p>
             <w:pPr>
@@ -2644,7 +2644,7 @@
         </w:tc>
         <w:tc>
           <w:tcPr>
-            <w:tcW w:w="7079" w:type="dxa"/>
+            <w:tcW w:w="6856" w:type="dxa"/>
           </w:tcPr>
           <w:p>
             <w:pPr>
@@ -2781,11 +2781,11 @@
         <w:tblLayout w:type="fixed"/>
       </w:tblPr>
       <w:tblGrid>
-        <w:gridCol w:w="3479"/>
-        <w:gridCol w:w="841"/>
-        <w:gridCol w:w="841"/>
-        <w:gridCol w:w="1235"/>
-        <w:gridCol w:w="2961"/>
+        <w:gridCol w:w="3192"/>
+        <w:gridCol w:w="920"/>
+        <w:gridCol w:w="1150"/>
+        <w:gridCol w:w="1380"/>
+        <w:gridCol w:w="2717"/>
       </w:tblGrid>
       <w:tr>
         <w:trPr>
@@ -2793,7 +2793,7 @@
         </w:trPr>
         <w:tc>
           <w:tcPr>
-            <w:tcW w:w="3479" w:type="dxa"/>
+            <w:tcW w:w="3192" w:type="dxa"/>
           </w:tcPr>
           <w:p>
             <w:pPr>
@@ -2807,7 +2807,7 @@
         </w:tc>
         <w:tc>
           <w:tcPr>
-            <w:tcW w:w="841" w:type="dxa"/>
+            <w:tcW w:w="920" w:type="dxa"/>
           </w:tcPr>
           <w:p>
             <w:pPr>
@@ -2821,7 +2821,7 @@
         </w:tc>
         <w:tc>
           <w:tcPr>
-            <w:tcW w:w="841" w:type="dxa"/>
+            <w:tcW w:w="1150" w:type="dxa"/>
           </w:tcPr>
           <w:p>
             <w:pPr>
@@ -2835,7 +2835,7 @@
         </w:tc>
         <w:tc>
           <w:tcPr>
-            <w:tcW w:w="1235" w:type="dxa"/>
+            <w:tcW w:w="1380" w:type="dxa"/>
           </w:tcPr>
           <w:p>
             <w:pPr>
@@ -2849,7 +2849,7 @@
         </w:tc>
         <w:tc>
           <w:tcPr>
-            <w:tcW w:w="2961" w:type="dxa"/>
+            <w:tcW w:w="2717" w:type="dxa"/>
           </w:tcPr>
           <w:p>
             <w:pPr>
@@ -2865,7 +2865,7 @@
       <w:tr>
         <w:tc>
           <w:tcPr>
-            <w:tcW w:w="3479" w:type="dxa"/>
+            <w:tcW w:w="3192" w:type="dxa"/>
           </w:tcPr>
           <w:p>
             <w:pPr>
@@ -2879,7 +2879,7 @@
         </w:tc>
         <w:tc>
           <w:tcPr>
-            <w:tcW w:w="841" w:type="dxa"/>
+            <w:tcW w:w="920" w:type="dxa"/>
           </w:tcPr>
           <w:p>
             <w:pPr>
@@ -2893,7 +2893,7 @@
         </w:tc>
         <w:tc>
           <w:tcPr>
-            <w:tcW w:w="841" w:type="dxa"/>
+            <w:tcW w:w="1150" w:type="dxa"/>
           </w:tcPr>
           <w:p>
             <w:pPr>
@@ -2907,7 +2907,7 @@
         </w:tc>
         <w:tc>
           <w:tcPr>
-            <w:tcW w:w="1235" w:type="dxa"/>
+            <w:tcW w:w="1380" w:type="dxa"/>
           </w:tcPr>
           <w:p>
             <w:pPr>
@@ -2921,7 +2921,7 @@
         </w:tc>
         <w:tc>
           <w:tcPr>
-            <w:tcW w:w="2961" w:type="dxa"/>
+            <w:tcW w:w="2717" w:type="dxa"/>
           </w:tcPr>
           <w:p>
             <w:pPr>
@@ -2937,7 +2937,7 @@
       <w:tr>
         <w:tc>
           <w:tcPr>
-            <w:tcW w:w="3479" w:type="dxa"/>
+            <w:tcW w:w="3192" w:type="dxa"/>
           </w:tcPr>
           <w:p>
             <w:pPr>
@@ -2951,7 +2951,7 @@
         </w:tc>
         <w:tc>
           <w:tcPr>
-            <w:tcW w:w="841" w:type="dxa"/>
+            <w:tcW w:w="920" w:type="dxa"/>
           </w:tcPr>
           <w:p>
             <w:pPr>
@@ -2965,7 +2965,7 @@
         </w:tc>
         <w:tc>
           <w:tcPr>
-            <w:tcW w:w="841" w:type="dxa"/>
+            <w:tcW w:w="1150" w:type="dxa"/>
           </w:tcPr>
           <w:p>
             <w:pPr>
@@ -2979,7 +2979,7 @@
         </w:tc>
         <w:tc>
           <w:tcPr>
-            <w:tcW w:w="1235" w:type="dxa"/>
+            <w:tcW w:w="1380" w:type="dxa"/>
           </w:tcPr>
           <w:p>
             <w:pPr>
@@ -2993,7 +2993,7 @@
         </w:tc>
         <w:tc>
           <w:tcPr>
-            <w:tcW w:w="2961" w:type="dxa"/>
+            <w:tcW w:w="2717" w:type="dxa"/>
           </w:tcPr>
           <w:p>
             <w:pPr>
@@ -3009,7 +3009,7 @@
       <w:tr>
         <w:tc>
           <w:tcPr>
-            <w:tcW w:w="3479" w:type="dxa"/>
+            <w:tcW w:w="3192" w:type="dxa"/>
           </w:tcPr>
           <w:p>
             <w:pPr>
@@ -3023,7 +3023,7 @@
         </w:tc>
         <w:tc>
           <w:tcPr>
-            <w:tcW w:w="841" w:type="dxa"/>
+            <w:tcW w:w="920" w:type="dxa"/>
           </w:tcPr>
           <w:p>
             <w:pPr>
@@ -3037,7 +3037,7 @@
         </w:tc>
         <w:tc>
           <w:tcPr>
-            <w:tcW w:w="841" w:type="dxa"/>
+            <w:tcW w:w="1150" w:type="dxa"/>
           </w:tcPr>
           <w:p>
             <w:pPr>
@@ -3051,7 +3051,7 @@
         </w:tc>
         <w:tc>
           <w:tcPr>
-            <w:tcW w:w="1235" w:type="dxa"/>
+            <w:tcW w:w="1380" w:type="dxa"/>
           </w:tcPr>
           <w:p>
             <w:pPr>
@@ -3065,7 +3065,7 @@
         </w:tc>
         <w:tc>
           <w:tcPr>
-            <w:tcW w:w="2961" w:type="dxa"/>
+            <w:tcW w:w="2717" w:type="dxa"/>
           </w:tcPr>
           <w:p>
             <w:pPr>
@@ -3081,7 +3081,7 @@
       <w:tr>
         <w:tc>
           <w:tcPr>
-            <w:tcW w:w="3479" w:type="dxa"/>
+            <w:tcW w:w="3192" w:type="dxa"/>
           </w:tcPr>
           <w:p>
             <w:pPr>
@@ -3095,7 +3095,7 @@
         </w:tc>
         <w:tc>
           <w:tcPr>
-            <w:tcW w:w="841" w:type="dxa"/>
+            <w:tcW w:w="920" w:type="dxa"/>
           </w:tcPr>
           <w:p>
             <w:pPr>
@@ -3109,7 +3109,7 @@
         </w:tc>
         <w:tc>
           <w:tcPr>
-            <w:tcW w:w="841" w:type="dxa"/>
+            <w:tcW w:w="1150" w:type="dxa"/>
           </w:tcPr>
           <w:p>
             <w:pPr>
@@ -3123,7 +3123,7 @@
         </w:tc>
         <w:tc>
           <w:tcPr>
-            <w:tcW w:w="1235" w:type="dxa"/>
+            <w:tcW w:w="1380" w:type="dxa"/>
           </w:tcPr>
           <w:p>
             <w:pPr>
@@ -3137,7 +3137,7 @@
         </w:tc>
         <w:tc>
           <w:tcPr>
-            <w:tcW w:w="2961" w:type="dxa"/>
+            <w:tcW w:w="2717" w:type="dxa"/>
           </w:tcPr>
           <w:p>
             <w:pPr>
@@ -3153,7 +3153,7 @@
       <w:tr>
         <w:tc>
           <w:tcPr>
-            <w:tcW w:w="3479" w:type="dxa"/>
+            <w:tcW w:w="3192" w:type="dxa"/>
           </w:tcPr>
           <w:p>
             <w:pPr>
@@ -3167,7 +3167,7 @@
         </w:tc>
         <w:tc>
           <w:tcPr>
-            <w:tcW w:w="841" w:type="dxa"/>
+            <w:tcW w:w="920" w:type="dxa"/>
           </w:tcPr>
           <w:p>
             <w:pPr>
@@ -3181,7 +3181,7 @@
         </w:tc>
         <w:tc>
           <w:tcPr>
-            <w:tcW w:w="841" w:type="dxa"/>
+            <w:tcW w:w="1150" w:type="dxa"/>
           </w:tcPr>
           <w:p>
             <w:pPr>
@@ -3195,7 +3195,7 @@
         </w:tc>
         <w:tc>
           <w:tcPr>
-            <w:tcW w:w="1235" w:type="dxa"/>
+            <w:tcW w:w="1380" w:type="dxa"/>
           </w:tcPr>
           <w:p>
             <w:pPr>
@@ -3209,7 +3209,7 @@
         </w:tc>
         <w:tc>
           <w:tcPr>
-            <w:tcW w:w="2961" w:type="dxa"/>
+            <w:tcW w:w="2717" w:type="dxa"/>
           </w:tcPr>
           <w:p>
             <w:pPr>
